--- a/docs/manuals/manual-rule-author-and-approver.docx
+++ b/docs/manuals/manual-rule-author-and-approver.docx
@@ -68,9 +68,11 @@
         <w:jc w:val="start"/>
       </w:tblPr>
       <w:tblGrid>
-        <w:gridCol w:w="2640"/>
-        <w:gridCol w:w="2640"/>
-        <w:gridCol w:w="2640"/>
+        <w:gridCol w:w="1584"/>
+        <w:gridCol w:w="1584"/>
+        <w:gridCol w:w="1584"/>
+        <w:gridCol w:w="1584"/>
+        <w:gridCol w:w="1584"/>
       </w:tblGrid>
       <w:tr>
         <w:trPr>
@@ -84,7 +86,17 @@
           <w:p>
             <w:pPr>
               <w:pStyle w:val="Compact"/>
-            </w:pPr>
+              <w:spacing w:before="20" w:after="20"/>
+              <w:jc w:val="left"/>
+            </w:pPr>
+            <w:r>
+              <w:rPr>
+                <w:b/>
+                <w:color w:val="FFFFFF"/>
+                <w:sz w:val="17"/>
+              </w:rPr>
+              <w:t xml:space="preserve">Document</w:t>
+            </w:r>
           </w:p>
         </w:tc>
         <w:tc>
@@ -94,14 +106,16 @@
           <w:p>
             <w:pPr>
               <w:pStyle w:val="Compact"/>
+              <w:spacing w:before="20" w:after="20"/>
               <w:jc w:val="left"/>
             </w:pPr>
             <w:r>
               <w:rPr>
                 <w:b/>
                 <w:color w:val="FFFFFF"/>
-              </w:rPr>
-              <w:t xml:space="preserve">Rule author (maker)</w:t>
+                <w:sz w:val="17"/>
+              </w:rPr>
+              <w:t xml:space="preserve">Version</w:t>
             </w:r>
           </w:p>
         </w:tc>
@@ -112,14 +126,56 @@
           <w:p>
             <w:pPr>
               <w:pStyle w:val="Compact"/>
+              <w:spacing w:before="20" w:after="20"/>
               <w:jc w:val="left"/>
             </w:pPr>
             <w:r>
               <w:rPr>
                 <w:b/>
                 <w:color w:val="FFFFFF"/>
-              </w:rPr>
-              <w:t xml:space="preserve">Rule approver (checker)</w:t>
+                <w:sz w:val="17"/>
+              </w:rPr>
+              <w:t xml:space="preserve">Date</w:t>
+            </w:r>
+          </w:p>
+        </w:tc>
+        <w:tc>
+          <w:tcPr>
+            <w:shd w:val="clear" w:color="auto" w:fill="213368"/>
+          </w:tcPr>
+          <w:p>
+            <w:pPr>
+              <w:pStyle w:val="Compact"/>
+              <w:spacing w:before="20" w:after="20"/>
+              <w:jc w:val="left"/>
+            </w:pPr>
+            <w:r>
+              <w:rPr>
+                <w:b/>
+                <w:color w:val="FFFFFF"/>
+                <w:sz w:val="17"/>
+              </w:rPr>
+              <w:t xml:space="preserve">Owner</w:t>
+            </w:r>
+          </w:p>
+        </w:tc>
+        <w:tc>
+          <w:tcPr>
+            <w:shd w:val="clear" w:color="auto" w:fill="213368"/>
+          </w:tcPr>
+          <w:p>
+            <w:pPr>
+              <w:pStyle w:val="Compact"/>
+              <w:spacing w:before="20" w:after="20"/>
+              <w:jc w:val="left"/>
+            </w:pPr>
+            <w:r>
+              <w:rPr>
+                <w:b/>
+                <w:color w:val="FFFFFF"/>
+                <w:sz w:val="17"/>
+              </w:rPr>
+              <w:t xml:space="preserve">Status</w:t>
             </w:r>
           </w:p>
         </w:tc>
@@ -130,452 +186,86 @@
           <w:p>
             <w:pPr>
               <w:pStyle w:val="Compact"/>
-              <w:jc w:val="left"/>
-            </w:pPr>
-            <w:r>
-              <w:t xml:space="preserve">Role</w:t>
-            </w:r>
-          </w:p>
-        </w:tc>
-        <w:tc>
-          <w:tcPr/>
-          <w:p>
-            <w:pPr>
-              <w:pStyle w:val="Compact"/>
-              <w:jc w:val="left"/>
-            </w:pPr>
-            <w:r>
-              <w:rPr>
-                <w:rStyle w:val="VerbatimChar"/>
-              </w:rPr>
-              <w:t xml:space="preserve">rule_author</w:t>
-            </w:r>
-          </w:p>
-        </w:tc>
-        <w:tc>
-          <w:tcPr/>
-          <w:p>
-            <w:pPr>
-              <w:pStyle w:val="Compact"/>
-              <w:jc w:val="left"/>
-            </w:pPr>
-            <w:r>
-              <w:rPr>
-                <w:rStyle w:val="VerbatimChar"/>
-              </w:rPr>
-              <w:t xml:space="preserve">rule_approver</w:t>
-            </w:r>
-            <w:r>
-              <w:t xml:space="preserve"> </w:t>
-            </w:r>
-            <w:r>
-              <w:t xml:space="preserve">(also</w:t>
-            </w:r>
-            <w:r>
-              <w:t xml:space="preserve"> </w:t>
-            </w:r>
-            <w:r>
-              <w:rPr>
-                <w:rStyle w:val="VerbatimChar"/>
-              </w:rPr>
-              <w:t xml:space="preserve">compliance_officer</w:t>
-            </w:r>
-            <w:r>
-              <w:t xml:space="preserve">)</w:t>
-            </w:r>
-          </w:p>
-        </w:tc>
-      </w:tr>
-      <w:tr>
-        <w:tc>
-          <w:tcPr/>
-          <w:p>
-            <w:pPr>
-              <w:pStyle w:val="Compact"/>
-              <w:jc w:val="left"/>
-            </w:pPr>
-            <w:r>
-              <w:t xml:space="preserve">Demo user</w:t>
-            </w:r>
-          </w:p>
-        </w:tc>
-        <w:tc>
-          <w:tcPr/>
-          <w:p>
-            <w:pPr>
-              <w:pStyle w:val="Compact"/>
-              <w:jc w:val="left"/>
-            </w:pPr>
-            <w:r>
-              <w:rPr>
-                <w:rStyle w:val="VerbatimChar"/>
-              </w:rPr>
-              <w:t xml:space="preserve">author</w:t>
-            </w:r>
-          </w:p>
-        </w:tc>
-        <w:tc>
-          <w:tcPr/>
-          <w:p>
-            <w:pPr>
-              <w:pStyle w:val="Compact"/>
-              <w:jc w:val="left"/>
-            </w:pPr>
-            <w:r>
-              <w:rPr>
-                <w:rStyle w:val="VerbatimChar"/>
-              </w:rPr>
-              <w:t xml:space="preserve">approver</w:t>
-            </w:r>
-            <w:r>
-              <w:t xml:space="preserve"> </w:t>
-            </w:r>
-            <w:r>
-              <w:t xml:space="preserve">(MFA),</w:t>
-            </w:r>
-            <w:r>
-              <w:t xml:space="preserve"> </w:t>
-            </w:r>
-            <w:r>
-              <w:rPr>
-                <w:rStyle w:val="VerbatimChar"/>
-              </w:rPr>
-              <w:t xml:space="preserve">compliance</w:t>
-            </w:r>
-            <w:r>
-              <w:t xml:space="preserve"> </w:t>
-            </w:r>
-            <w:r>
-              <w:t xml:space="preserve">(MFA)</w:t>
-            </w:r>
-          </w:p>
-        </w:tc>
-      </w:tr>
-      <w:tr>
-        <w:tc>
-          <w:tcPr/>
-          <w:p>
-            <w:pPr>
-              <w:pStyle w:val="Compact"/>
-              <w:jc w:val="left"/>
-            </w:pPr>
-            <w:r>
-              <w:t xml:space="preserve">Permissions</w:t>
-            </w:r>
-          </w:p>
-        </w:tc>
-        <w:tc>
-          <w:tcPr/>
-          <w:p>
-            <w:pPr>
-              <w:pStyle w:val="Compact"/>
-              <w:jc w:val="left"/>
-            </w:pPr>
-            <w:r>
-              <w:rPr>
-                <w:rStyle w:val="VerbatimChar"/>
-              </w:rPr>
-              <w:t xml:space="preserve">rules:read</w:t>
-            </w:r>
-            <w:r>
-              <w:t xml:space="preserve">,</w:t>
-            </w:r>
-            <w:r>
-              <w:t xml:space="preserve"> </w:t>
-            </w:r>
-            <w:r>
-              <w:rPr>
-                <w:rStyle w:val="VerbatimChar"/>
-              </w:rPr>
-              <w:t xml:space="preserve">rules:author</w:t>
-            </w:r>
-            <w:r>
-              <w:t xml:space="preserve">,</w:t>
-            </w:r>
-            <w:r>
-              <w:t xml:space="preserve"> </w:t>
-            </w:r>
-            <w:r>
-              <w:rPr>
-                <w:rStyle w:val="VerbatimChar"/>
-              </w:rPr>
-              <w:t xml:space="preserve">dashboard:read</w:t>
-            </w:r>
-          </w:p>
-        </w:tc>
-        <w:tc>
-          <w:tcPr/>
-          <w:p>
-            <w:pPr>
-              <w:pStyle w:val="Compact"/>
-              <w:jc w:val="left"/>
-            </w:pPr>
-            <w:r>
-              <w:rPr>
-                <w:rStyle w:val="VerbatimChar"/>
-              </w:rPr>
-              <w:t xml:space="preserve">rules:read</w:t>
-            </w:r>
-            <w:r>
-              <w:t xml:space="preserve">,</w:t>
-            </w:r>
-            <w:r>
-              <w:t xml:space="preserve"> </w:t>
-            </w:r>
-            <w:r>
-              <w:rPr>
-                <w:rStyle w:val="VerbatimChar"/>
-              </w:rPr>
-              <w:t xml:space="preserve">rules:approve</w:t>
-            </w:r>
-            <w:r>
-              <w:t xml:space="preserve">,</w:t>
-            </w:r>
-            <w:r>
-              <w:t xml:space="preserve"> </w:t>
-            </w:r>
-            <w:r>
-              <w:rPr>
-                <w:rStyle w:val="VerbatimChar"/>
-              </w:rPr>
-              <w:t xml:space="preserve">audit:read</w:t>
-            </w:r>
-            <w:r>
-              <w:t xml:space="preserve">,</w:t>
-            </w:r>
-            <w:r>
-              <w:t xml:space="preserve"> </w:t>
-            </w:r>
-            <w:r>
-              <w:rPr>
-                <w:rStyle w:val="VerbatimChar"/>
-              </w:rPr>
-              <w:t xml:space="preserve">dashboard:read</w:t>
-            </w:r>
-          </w:p>
-        </w:tc>
-      </w:tr>
-      <w:tr>
-        <w:tc>
-          <w:tcPr/>
-          <w:p>
-            <w:pPr>
-              <w:pStyle w:val="Compact"/>
-              <w:jc w:val="left"/>
-            </w:pPr>
-            <w:r>
-              <w:t xml:space="preserve">Can</w:t>
-            </w:r>
-          </w:p>
-        </w:tc>
-        <w:tc>
-          <w:tcPr/>
-          <w:p>
-            <w:pPr>
-              <w:pStyle w:val="Compact"/>
-              <w:jc w:val="left"/>
-            </w:pPr>
-            <w:r>
-              <w:t xml:space="preserve">Create drafts, validate, simulate, submit own drafts, create rollback drafts</w:t>
-            </w:r>
-          </w:p>
-        </w:tc>
-        <w:tc>
-          <w:tcPr/>
-          <w:p>
-            <w:pPr>
-              <w:pStyle w:val="Compact"/>
-              <w:jc w:val="left"/>
-            </w:pPr>
-            <w:r>
-              <w:t xml:space="preserve">Simulate, approve or reject drafts submitted by</w:t>
-            </w:r>
-            <w:r>
-              <w:t xml:space="preserve"> </w:t>
-            </w:r>
-            <w:r>
-              <w:rPr>
-                <w:bCs/>
-                <w:b/>
-              </w:rPr>
-              <w:t xml:space="preserve">someone else</w:t>
-            </w:r>
-            <w:r>
-              <w:t xml:space="preserve">, read the audit trail</w:t>
-            </w:r>
-          </w:p>
-        </w:tc>
-      </w:tr>
-      <w:tr>
-        <w:tc>
-          <w:tcPr/>
-          <w:p>
-            <w:pPr>
-              <w:pStyle w:val="Compact"/>
-              <w:jc w:val="left"/>
-            </w:pPr>
-            <w:r>
-              <w:t xml:space="preserve">Cannot</w:t>
-            </w:r>
-          </w:p>
-        </w:tc>
-        <w:tc>
-          <w:tcPr/>
-          <w:p>
-            <w:pPr>
-              <w:pStyle w:val="Compact"/>
-              <w:jc w:val="left"/>
-            </w:pPr>
-            <w:r>
-              <w:t xml:space="preserve">Approve or reject</w:t>
-            </w:r>
-          </w:p>
-        </w:tc>
-        <w:tc>
-          <w:tcPr/>
-          <w:p>
-            <w:pPr>
-              <w:pStyle w:val="Compact"/>
-              <w:jc w:val="left"/>
-            </w:pPr>
-            <w:r>
-              <w:t xml:space="preserve">Create or submit drafts</w:t>
+              <w:spacing w:before="20" w:after="20"/>
+              <w:jc w:val="left"/>
+            </w:pPr>
+            <w:r>
+              <w:rPr>
+                <w:sz w:val="17"/>
+              </w:rPr>
+              <w:t xml:space="preserve">Rule Author and Rule Approver Manual</w:t>
+            </w:r>
+          </w:p>
+        </w:tc>
+        <w:tc>
+          <w:tcPr>
+            <w:noWrap/>
+          </w:tcPr>
+          <w:p>
+            <w:pPr>
+              <w:pStyle w:val="Compact"/>
+              <w:spacing w:before="20" w:after="20"/>
+              <w:jc w:val="left"/>
+            </w:pPr>
+            <w:r>
+              <w:rPr>
+                <w:sz w:val="17"/>
+              </w:rPr>
+              <w:t xml:space="preserve">1.0</w:t>
+            </w:r>
+          </w:p>
+        </w:tc>
+        <w:tc>
+          <w:tcPr/>
+          <w:p>
+            <w:pPr>
+              <w:pStyle w:val="Compact"/>
+              <w:spacing w:before="20" w:after="20"/>
+              <w:jc w:val="left"/>
+            </w:pPr>
+            <w:r>
+              <w:rPr>
+                <w:sz w:val="17"/>
+              </w:rPr>
+              <w:t xml:space="preserve">07 October 2026</w:t>
+            </w:r>
+          </w:p>
+        </w:tc>
+        <w:tc>
+          <w:tcPr/>
+          <w:p>
+            <w:pPr>
+              <w:pStyle w:val="Compact"/>
+              <w:spacing w:before="20" w:after="20"/>
+              <w:jc w:val="left"/>
+            </w:pPr>
+            <w:r>
+              <w:rPr>
+                <w:sz w:val="17"/>
+              </w:rPr>
+              <w:t xml:space="preserve">iorta TechNXT — Business Analysis and UX</w:t>
+            </w:r>
+          </w:p>
+        </w:tc>
+        <w:tc>
+          <w:tcPr/>
+          <w:p>
+            <w:pPr>
+              <w:pStyle w:val="Compact"/>
+              <w:spacing w:before="20" w:after="20"/>
+              <w:jc w:val="left"/>
+            </w:pPr>
+            <w:r>
+              <w:rPr>
+                <w:sz w:val="17"/>
+              </w:rPr>
+              <w:t xml:space="preserve">Issued for submission</w:t>
             </w:r>
           </w:p>
         </w:tc>
       </w:tr>
     </w:tbl>
-    <w:p>
-      <w:pPr>
-        <w:pStyle w:val="BodyText"/>
-      </w:pPr>
-      <w:r>
-        <w:t xml:space="preserve">The platform enforces</w:t>
-      </w:r>
-      <w:r>
-        <w:t xml:space="preserve"> </w:t>
-      </w:r>
-      <w:r>
-        <w:rPr>
-          <w:bCs/>
-          <w:b/>
-        </w:rPr>
-        <w:t xml:space="preserve">four-eyes</w:t>
-      </w:r>
-      <w:r>
-        <w:t xml:space="preserve"> </w:t>
-      </w:r>
-      <w:r>
-        <w:t xml:space="preserve">control. Only the author can submit a draft, and the person who created a draft</w:t>
-      </w:r>
-      <w:r>
-        <w:t xml:space="preserve"> </w:t>
-      </w:r>
-      <w:r>
-        <w:rPr>
-          <w:bCs/>
-          <w:b/>
-        </w:rPr>
-        <w:t xml:space="preserve">can never approve or reject it</w:t>
-      </w:r>
-      <w:r>
-        <w:t xml:space="preserve">, even if they hold both roles ("Maker-checker: you cannot approve your own change").</w:t>
-      </w:r>
-    </w:p>
-    <w:p>
-      <w:pPr>
-        <w:pStyle w:val="BodyText"/>
-      </w:pPr>
-      <w:r>
-        <w:t xml:space="preserve">Read the</w:t>
-      </w:r>
-      <w:r>
-        <w:t xml:space="preserve"> </w:t>
-      </w:r>
-      <w:hyperlink r:id="rId20">
-        <w:r>
-          <w:rPr>
-            <w:rStyle w:val="Hyperlink"/>
-          </w:rPr>
-          <w:t xml:space="preserve">Staff User Manual</w:t>
-        </w:r>
-      </w:hyperlink>
-      <w:r>
-        <w:t xml:space="preserve"> </w:t>
-      </w:r>
-      <w:r>
-        <w:t xml:space="preserve">first.</w:t>
-      </w:r>
-    </w:p>
-    <w:p>
-      <w:r>
-        <w:pict>
-          <v:rect style="width:0;height:1.5pt" o:hralign="center" o:hrstd="t" o:hr="t"/>
-        </w:pict>
-      </w:r>
-    </w:p>
-    <w:bookmarkStart w:id="25" w:name="X16b82f3b337a4a0b811cce75cb1da0b21ff6037"/>
-    <w:p>
-      <w:pPr>
-        <w:pStyle w:val="Heading2"/>
-      </w:pPr>
-      <w:r>
-        <w:t xml:space="preserve">1. What rules control</w:t>
-      </w:r>
-    </w:p>
-    <w:p>
-      <w:pPr>
-        <w:pStyle w:val="FirstParagraph"/>
-      </w:pPr>
-      <w:r>
-        <w:t xml:space="preserve">All business behaviour is held in</w:t>
-      </w:r>
-      <w:r>
-        <w:t xml:space="preserve"> </w:t>
-      </w:r>
-      <w:r>
-        <w:rPr>
-          <w:bCs/>
-          <w:b/>
-        </w:rPr>
-        <w:t xml:space="preserve">versioned rule sets</w:t>
-      </w:r>
-      <w:r>
-        <w:t xml:space="preserve">. Each</w:t>
-      </w:r>
-      <w:r>
-        <w:t xml:space="preserve"> </w:t>
-      </w:r>
-      <w:r>
-        <w:rPr>
-          <w:bCs/>
-          <w:b/>
-        </w:rPr>
-        <w:t xml:space="preserve">kind</w:t>
-      </w:r>
-      <w:r>
-        <w:t xml:space="preserve"> </w:t>
-      </w:r>
-      <w:r>
-        <w:t xml:space="preserve">has exactly one</w:t>
-      </w:r>
-      <w:r>
-        <w:t xml:space="preserve"> </w:t>
-      </w:r>
-      <w:r>
-        <w:rPr>
-          <w:bCs/>
-          <w:b/>
-        </w:rPr>
-        <w:t xml:space="preserve">active</w:t>
-      </w:r>
-      <w:r>
-        <w:t xml:space="preserve"> </w:t>
-      </w:r>
-      <w:r>
-        <w:t xml:space="preserve">version at a time.</w:t>
-      </w:r>
-    </w:p>
+    <w:p/>
     <w:tbl>
       <w:tblPr>
         <w:tblStyle w:val="Table"/>
@@ -600,15 +290,8 @@
           <w:p>
             <w:pPr>
               <w:pStyle w:val="Compact"/>
-              <w:jc w:val="left"/>
-            </w:pPr>
-            <w:r>
-              <w:rPr>
-                <w:b/>
-                <w:color w:val="FFFFFF"/>
-              </w:rPr>
-              <w:t xml:space="preserve">Kind</w:t>
-            </w:r>
+              <w:spacing w:before="20" w:after="20"/>
+            </w:pPr>
           </w:p>
         </w:tc>
         <w:tc>
@@ -618,14 +301,16 @@
           <w:p>
             <w:pPr>
               <w:pStyle w:val="Compact"/>
+              <w:spacing w:before="20" w:after="20"/>
               <w:jc w:val="left"/>
             </w:pPr>
             <w:r>
               <w:rPr>
                 <w:b/>
                 <w:color w:val="FFFFFF"/>
-              </w:rPr>
-              <w:t xml:space="preserve">Controls</w:t>
+                <w:sz w:val="18"/>
+              </w:rPr>
+              <w:t xml:space="preserve">Rule author (maker)</w:t>
             </w:r>
           </w:p>
         </w:tc>
@@ -636,55 +321,101 @@
           <w:p>
             <w:pPr>
               <w:pStyle w:val="Compact"/>
+              <w:spacing w:before="20" w:after="20"/>
               <w:jc w:val="left"/>
             </w:pPr>
             <w:r>
               <w:rPr>
                 <w:b/>
                 <w:color w:val="FFFFFF"/>
-              </w:rPr>
-              <w:t xml:space="preserve">Typical approver</w:t>
+                <w:sz w:val="18"/>
+              </w:rPr>
+              <w:t xml:space="preserve">Rule approver (checker)</w:t>
             </w:r>
           </w:p>
         </w:tc>
       </w:tr>
       <w:tr>
         <w:tc>
-          <w:tcPr/>
-          <w:p>
-            <w:pPr>
-              <w:pStyle w:val="Compact"/>
+          <w:tcPr>
+            <w:noWrap/>
+          </w:tcPr>
+          <w:p>
+            <w:pPr>
+              <w:pStyle w:val="Compact"/>
+              <w:spacing w:before="20" w:after="20"/>
+              <w:jc w:val="left"/>
+            </w:pPr>
+            <w:r>
+              <w:rPr>
+                <w:sz w:val="18"/>
+              </w:rPr>
+              <w:t xml:space="preserve">Role</w:t>
+            </w:r>
+          </w:p>
+        </w:tc>
+        <w:tc>
+          <w:tcPr/>
+          <w:p>
+            <w:pPr>
+              <w:pStyle w:val="Compact"/>
+              <w:spacing w:before="20" w:after="20"/>
               <w:jc w:val="left"/>
             </w:pPr>
             <w:r>
               <w:rPr>
                 <w:rStyle w:val="VerbatimChar"/>
-              </w:rPr>
-              <w:t xml:space="preserve">products</w:t>
-            </w:r>
-          </w:p>
-        </w:tc>
-        <w:tc>
-          <w:tcPr/>
-          <w:p>
-            <w:pPr>
-              <w:pStyle w:val="Compact"/>
-              <w:jc w:val="left"/>
-            </w:pPr>
-            <w:r>
-              <w:t xml:space="preserve">Product catalogue, channels where each product is sold, bundles</w:t>
-            </w:r>
-          </w:p>
-        </w:tc>
-        <w:tc>
-          <w:tcPr/>
-          <w:p>
-            <w:pPr>
-              <w:pStyle w:val="Compact"/>
-              <w:jc w:val="left"/>
-            </w:pPr>
-            <w:r>
-              <w:t xml:space="preserve">Product + Compliance</w:t>
+                <w:sz w:val="18"/>
+              </w:rPr>
+              <w:t xml:space="preserve">rule_author</w:t>
+            </w:r>
+          </w:p>
+        </w:tc>
+        <w:tc>
+          <w:tcPr/>
+          <w:p>
+            <w:pPr>
+              <w:pStyle w:val="Compact"/>
+              <w:spacing w:before="20" w:after="20"/>
+              <w:jc w:val="left"/>
+            </w:pPr>
+            <w:r>
+              <w:rPr>
+                <w:rStyle w:val="VerbatimChar"/>
+                <w:sz w:val="18"/>
+              </w:rPr>
+              <w:t xml:space="preserve">rule_approver</w:t>
+            </w:r>
+            <w:r>
+              <w:rPr>
+                <w:sz w:val="18"/>
+              </w:rPr>
+              <w:t xml:space="preserve"> </w:t>
+            </w:r>
+            <w:r>
+              <w:rPr>
+                <w:sz w:val="18"/>
+              </w:rPr>
+              <w:t xml:space="preserve">(also</w:t>
+            </w:r>
+            <w:r>
+              <w:rPr>
+                <w:sz w:val="18"/>
+              </w:rPr>
+              <w:t xml:space="preserve"> </w:t>
+            </w:r>
+            <w:r>
+              <w:rPr>
+                <w:rStyle w:val="VerbatimChar"/>
+                <w:sz w:val="18"/>
+              </w:rPr>
+              <w:t xml:space="preserve">compliance_officer</w:t>
+            </w:r>
+            <w:r>
+              <w:rPr>
+                <w:sz w:val="18"/>
+              </w:rPr>
+              <w:t xml:space="preserve">)</w:t>
             </w:r>
           </w:p>
         </w:tc>
@@ -695,127 +426,840 @@
           <w:p>
             <w:pPr>
               <w:pStyle w:val="Compact"/>
+              <w:spacing w:before="20" w:after="20"/>
+              <w:jc w:val="left"/>
+            </w:pPr>
+            <w:r>
+              <w:rPr>
+                <w:sz w:val="18"/>
+              </w:rPr>
+              <w:t xml:space="preserve">Demo user</w:t>
+            </w:r>
+          </w:p>
+        </w:tc>
+        <w:tc>
+          <w:tcPr/>
+          <w:p>
+            <w:pPr>
+              <w:pStyle w:val="Compact"/>
+              <w:spacing w:before="20" w:after="20"/>
               <w:jc w:val="left"/>
             </w:pPr>
             <w:r>
               <w:rPr>
                 <w:rStyle w:val="VerbatimChar"/>
-              </w:rPr>
-              <w:t xml:space="preserve">tariff.tnds_car</w:t>
-            </w:r>
-            <w:r>
+                <w:sz w:val="18"/>
+              </w:rPr>
+              <w:t xml:space="preserve">author</w:t>
+            </w:r>
+          </w:p>
+        </w:tc>
+        <w:tc>
+          <w:tcPr/>
+          <w:p>
+            <w:pPr>
+              <w:pStyle w:val="Compact"/>
+              <w:spacing w:before="20" w:after="20"/>
+              <w:jc w:val="left"/>
+            </w:pPr>
+            <w:r>
+              <w:rPr>
+                <w:rStyle w:val="VerbatimChar"/>
+                <w:sz w:val="18"/>
+              </w:rPr>
+              <w:t xml:space="preserve">approver</w:t>
+            </w:r>
+            <w:r>
+              <w:rPr>
+                <w:sz w:val="18"/>
+              </w:rPr>
+              <w:t xml:space="preserve"> </w:t>
+            </w:r>
+            <w:r>
+              <w:rPr>
+                <w:sz w:val="18"/>
+              </w:rPr>
+              <w:t xml:space="preserve">(MFA),</w:t>
+            </w:r>
+            <w:r>
+              <w:rPr>
+                <w:sz w:val="18"/>
+              </w:rPr>
+              <w:t xml:space="preserve"> </w:t>
+            </w:r>
+            <w:r>
+              <w:rPr>
+                <w:rStyle w:val="VerbatimChar"/>
+                <w:sz w:val="18"/>
+              </w:rPr>
+              <w:t xml:space="preserve">compliance</w:t>
+            </w:r>
+            <w:r>
+              <w:rPr>
+                <w:sz w:val="18"/>
+              </w:rPr>
+              <w:t xml:space="preserve"> </w:t>
+            </w:r>
+            <w:r>
+              <w:rPr>
+                <w:sz w:val="18"/>
+              </w:rPr>
+              <w:t xml:space="preserve">(MFA)</w:t>
+            </w:r>
+          </w:p>
+        </w:tc>
+      </w:tr>
+      <w:tr>
+        <w:tc>
+          <w:tcPr>
+            <w:noWrap/>
+          </w:tcPr>
+          <w:p>
+            <w:pPr>
+              <w:pStyle w:val="Compact"/>
+              <w:spacing w:before="20" w:after="20"/>
+              <w:jc w:val="left"/>
+            </w:pPr>
+            <w:r>
+              <w:rPr>
+                <w:sz w:val="18"/>
+              </w:rPr>
+              <w:t xml:space="preserve">Permissions</w:t>
+            </w:r>
+          </w:p>
+        </w:tc>
+        <w:tc>
+          <w:tcPr/>
+          <w:p>
+            <w:pPr>
+              <w:pStyle w:val="Compact"/>
+              <w:spacing w:before="20" w:after="20"/>
+              <w:jc w:val="left"/>
+            </w:pPr>
+            <w:r>
+              <w:rPr>
+                <w:rStyle w:val="VerbatimChar"/>
+                <w:sz w:val="18"/>
+              </w:rPr>
+              <w:t xml:space="preserve">rules:read</w:t>
+            </w:r>
+            <w:r>
+              <w:rPr>
+                <w:sz w:val="18"/>
+              </w:rPr>
               <w:t xml:space="preserve">,</w:t>
             </w:r>
             <w:r>
+              <w:rPr>
+                <w:sz w:val="18"/>
+              </w:rPr>
               <w:t xml:space="preserve"> </w:t>
             </w:r>
             <w:r>
               <w:rPr>
                 <w:rStyle w:val="VerbatimChar"/>
-              </w:rPr>
-              <w:t xml:space="preserve">tariff.tnds_motorbike</w:t>
-            </w:r>
-          </w:p>
-        </w:tc>
-        <w:tc>
-          <w:tcPr/>
-          <w:p>
-            <w:pPr>
-              <w:pStyle w:val="Compact"/>
-              <w:jc w:val="left"/>
-            </w:pPr>
-            <w:r>
-              <w:t xml:space="preserve">Regulated TNDS premiums (Decree 67/2023/ND-CP)</w:t>
-            </w:r>
-          </w:p>
-        </w:tc>
-        <w:tc>
-          <w:tcPr/>
-          <w:p>
-            <w:pPr>
-              <w:pStyle w:val="Compact"/>
-              <w:jc w:val="left"/>
-            </w:pPr>
+                <w:sz w:val="18"/>
+              </w:rPr>
+              <w:t xml:space="preserve">rules:author</w:t>
+            </w:r>
+            <w:r>
+              <w:rPr>
+                <w:sz w:val="18"/>
+              </w:rPr>
+              <w:t xml:space="preserve">,</w:t>
+            </w:r>
+            <w:r>
+              <w:rPr>
+                <w:sz w:val="18"/>
+              </w:rPr>
+              <w:t xml:space="preserve"> </w:t>
+            </w:r>
+            <w:r>
+              <w:rPr>
+                <w:rStyle w:val="VerbatimChar"/>
+                <w:sz w:val="18"/>
+              </w:rPr>
+              <w:t xml:space="preserve">dashboard:read</w:t>
+            </w:r>
+          </w:p>
+        </w:tc>
+        <w:tc>
+          <w:tcPr/>
+          <w:p>
+            <w:pPr>
+              <w:pStyle w:val="Compact"/>
+              <w:spacing w:before="20" w:after="20"/>
+              <w:jc w:val="left"/>
+            </w:pPr>
+            <w:r>
+              <w:rPr>
+                <w:rStyle w:val="VerbatimChar"/>
+                <w:sz w:val="18"/>
+              </w:rPr>
+              <w:t xml:space="preserve">rules:read</w:t>
+            </w:r>
+            <w:r>
+              <w:rPr>
+                <w:sz w:val="18"/>
+              </w:rPr>
+              <w:t xml:space="preserve">,</w:t>
+            </w:r>
+            <w:r>
+              <w:rPr>
+                <w:sz w:val="18"/>
+              </w:rPr>
+              <w:t xml:space="preserve"> </w:t>
+            </w:r>
+            <w:r>
+              <w:rPr>
+                <w:rStyle w:val="VerbatimChar"/>
+                <w:sz w:val="18"/>
+              </w:rPr>
+              <w:t xml:space="preserve">rules:approve</w:t>
+            </w:r>
+            <w:r>
+              <w:rPr>
+                <w:sz w:val="18"/>
+              </w:rPr>
+              <w:t xml:space="preserve">,</w:t>
+            </w:r>
+            <w:r>
+              <w:rPr>
+                <w:sz w:val="18"/>
+              </w:rPr>
+              <w:t xml:space="preserve"> </w:t>
+            </w:r>
+            <w:r>
+              <w:rPr>
+                <w:rStyle w:val="VerbatimChar"/>
+                <w:sz w:val="18"/>
+              </w:rPr>
+              <w:t xml:space="preserve">audit:read</w:t>
+            </w:r>
+            <w:r>
+              <w:rPr>
+                <w:sz w:val="18"/>
+              </w:rPr>
+              <w:t xml:space="preserve">,</w:t>
+            </w:r>
+            <w:r>
+              <w:rPr>
+                <w:sz w:val="18"/>
+              </w:rPr>
+              <w:t xml:space="preserve"> </w:t>
+            </w:r>
+            <w:r>
+              <w:rPr>
+                <w:rStyle w:val="VerbatimChar"/>
+                <w:sz w:val="18"/>
+              </w:rPr>
+              <w:t xml:space="preserve">dashboard:read</w:t>
+            </w:r>
+          </w:p>
+        </w:tc>
+      </w:tr>
+      <w:tr>
+        <w:tc>
+          <w:tcPr>
+            <w:noWrap/>
+          </w:tcPr>
+          <w:p>
+            <w:pPr>
+              <w:pStyle w:val="Compact"/>
+              <w:spacing w:before="20" w:after="20"/>
+              <w:jc w:val="left"/>
+            </w:pPr>
+            <w:r>
+              <w:rPr>
+                <w:sz w:val="18"/>
+              </w:rPr>
+              <w:t xml:space="preserve">Can</w:t>
+            </w:r>
+          </w:p>
+        </w:tc>
+        <w:tc>
+          <w:tcPr/>
+          <w:p>
+            <w:pPr>
+              <w:pStyle w:val="Compact"/>
+              <w:spacing w:before="20" w:after="20"/>
+              <w:jc w:val="left"/>
+            </w:pPr>
+            <w:r>
+              <w:rPr>
+                <w:sz w:val="18"/>
+              </w:rPr>
+              <w:t xml:space="preserve">Create drafts, validate, simulate, submit own drafts, create rollback drafts</w:t>
+            </w:r>
+          </w:p>
+        </w:tc>
+        <w:tc>
+          <w:tcPr/>
+          <w:p>
+            <w:pPr>
+              <w:pStyle w:val="Compact"/>
+              <w:spacing w:before="20" w:after="20"/>
+              <w:jc w:val="left"/>
+            </w:pPr>
+            <w:r>
+              <w:rPr>
+                <w:sz w:val="18"/>
+              </w:rPr>
+              <w:t xml:space="preserve">Simulate, approve or reject drafts submitted by</w:t>
+            </w:r>
+            <w:r>
+              <w:rPr>
+                <w:sz w:val="18"/>
+              </w:rPr>
+              <w:t xml:space="preserve"> </w:t>
+            </w:r>
             <w:r>
               <w:rPr>
                 <w:bCs/>
                 <w:b/>
-              </w:rPr>
-              <w:t xml:space="preserve">Underwriting</w:t>
-            </w:r>
-            <w:r>
-              <w:t xml:space="preserve"> </w:t>
-            </w:r>
-            <w:r>
-              <w:t xml:space="preserve">+ Compliance</w:t>
+                <w:sz w:val="18"/>
+              </w:rPr>
+              <w:t xml:space="preserve">someone else</w:t>
+            </w:r>
+            <w:r>
+              <w:rPr>
+                <w:sz w:val="18"/>
+              </w:rPr>
+              <w:t xml:space="preserve">, read the audit trail</w:t>
             </w:r>
           </w:p>
         </w:tc>
       </w:tr>
       <w:tr>
         <w:tc>
-          <w:tcPr/>
-          <w:p>
-            <w:pPr>
-              <w:pStyle w:val="Compact"/>
+          <w:tcPr>
+            <w:noWrap/>
+          </w:tcPr>
+          <w:p>
+            <w:pPr>
+              <w:pStyle w:val="Compact"/>
+              <w:spacing w:before="20" w:after="20"/>
+              <w:jc w:val="left"/>
+            </w:pPr>
+            <w:r>
+              <w:rPr>
+                <w:sz w:val="18"/>
+              </w:rPr>
+              <w:t xml:space="preserve">Cannot</w:t>
+            </w:r>
+          </w:p>
+        </w:tc>
+        <w:tc>
+          <w:tcPr/>
+          <w:p>
+            <w:pPr>
+              <w:pStyle w:val="Compact"/>
+              <w:spacing w:before="20" w:after="20"/>
+              <w:jc w:val="left"/>
+            </w:pPr>
+            <w:r>
+              <w:rPr>
+                <w:sz w:val="18"/>
+              </w:rPr>
+              <w:t xml:space="preserve">Approve or reject</w:t>
+            </w:r>
+          </w:p>
+        </w:tc>
+        <w:tc>
+          <w:tcPr/>
+          <w:p>
+            <w:pPr>
+              <w:pStyle w:val="Compact"/>
+              <w:spacing w:before="20" w:after="20"/>
+              <w:jc w:val="left"/>
+            </w:pPr>
+            <w:r>
+              <w:rPr>
+                <w:sz w:val="18"/>
+              </w:rPr>
+              <w:t xml:space="preserve">Create or submit drafts</w:t>
+            </w:r>
+          </w:p>
+        </w:tc>
+      </w:tr>
+    </w:tbl>
+    <w:p>
+      <w:pPr>
+        <w:pStyle w:val="BodyText"/>
+      </w:pPr>
+      <w:r>
+        <w:t xml:space="preserve">The platform enforces</w:t>
+      </w:r>
+      <w:r>
+        <w:t xml:space="preserve"> </w:t>
+      </w:r>
+      <w:r>
+        <w:rPr>
+          <w:bCs/>
+          <w:b/>
+        </w:rPr>
+        <w:t xml:space="preserve">four-eyes</w:t>
+      </w:r>
+      <w:r>
+        <w:t xml:space="preserve"> </w:t>
+      </w:r>
+      <w:r>
+        <w:t xml:space="preserve">control. Only the author can submit a draft, and the person who created a draft</w:t>
+      </w:r>
+      <w:r>
+        <w:t xml:space="preserve"> </w:t>
+      </w:r>
+      <w:r>
+        <w:rPr>
+          <w:bCs/>
+          <w:b/>
+        </w:rPr>
+        <w:t xml:space="preserve">can never approve or reject it</w:t>
+      </w:r>
+      <w:r>
+        <w:t xml:space="preserve"> </w:t>
+      </w:r>
+      <w:r>
+        <w:t xml:space="preserve">("Maker-checker: you cannot approve your own change"). In addition, the roles</w:t>
+      </w:r>
+      <w:r>
+        <w:t xml:space="preserve"> </w:t>
+      </w:r>
+      <w:r>
+        <w:rPr>
+          <w:rStyle w:val="VerbatimChar"/>
+        </w:rPr>
+        <w:t xml:space="preserve">rule_author</w:t>
+      </w:r>
+      <w:r>
+        <w:t xml:space="preserve"> </w:t>
+      </w:r>
+      <w:r>
+        <w:t xml:space="preserve">and</w:t>
+      </w:r>
+      <w:r>
+        <w:t xml:space="preserve"> </w:t>
+      </w:r>
+      <w:r>
+        <w:rPr>
+          <w:rStyle w:val="VerbatimChar"/>
+        </w:rPr>
+        <w:t xml:space="preserve">rule_approver</w:t>
+      </w:r>
+      <w:r>
+        <w:t xml:space="preserve"> </w:t>
+      </w:r>
+      <w:r>
+        <w:t xml:space="preserve">(or</w:t>
+      </w:r>
+      <w:r>
+        <w:t xml:space="preserve"> </w:t>
+      </w:r>
+      <w:r>
+        <w:rPr>
+          <w:rStyle w:val="VerbatimChar"/>
+        </w:rPr>
+        <w:t xml:space="preserve">compliance_officer</w:t>
+      </w:r>
+      <w:r>
+        <w:t xml:space="preserve">) cannot be held by the same person: the platform refuses that combination.</w:t>
+      </w:r>
+    </w:p>
+    <w:p>
+      <w:pPr>
+        <w:pStyle w:val="BodyText"/>
+      </w:pPr>
+      <w:r>
+        <w:t xml:space="preserve">Read the</w:t>
+      </w:r>
+      <w:r>
+        <w:t xml:space="preserve"> </w:t>
+      </w:r>
+      <w:hyperlink r:id="rId20">
+        <w:r>
+          <w:rPr>
+            <w:rStyle w:val="Hyperlink"/>
+          </w:rPr>
+          <w:t xml:space="preserve">Staff User Manual</w:t>
+        </w:r>
+      </w:hyperlink>
+      <w:r>
+        <w:t xml:space="preserve"> </w:t>
+      </w:r>
+      <w:r>
+        <w:t xml:space="preserve">first.</w:t>
+      </w:r>
+    </w:p>
+    <w:p>
+      <w:r>
+        <w:pict>
+          <v:rect style="width:0;height:1.5pt" o:hralign="center" o:hrstd="t" o:hr="t"/>
+        </w:pict>
+      </w:r>
+    </w:p>
+    <w:bookmarkStart w:id="25" w:name="X16b82f3b337a4a0b811cce75cb1da0b21ff6037"/>
+    <w:p>
+      <w:pPr>
+        <w:pStyle w:val="Heading2"/>
+      </w:pPr>
+      <w:r>
+        <w:t xml:space="preserve">1. What rules control</w:t>
+      </w:r>
+    </w:p>
+    <w:p>
+      <w:pPr>
+        <w:pStyle w:val="FirstParagraph"/>
+      </w:pPr>
+      <w:r>
+        <w:t xml:space="preserve">All business behaviour is held in</w:t>
+      </w:r>
+      <w:r>
+        <w:t xml:space="preserve"> </w:t>
+      </w:r>
+      <w:r>
+        <w:rPr>
+          <w:bCs/>
+          <w:b/>
+        </w:rPr>
+        <w:t xml:space="preserve">versioned rule sets</w:t>
+      </w:r>
+      <w:r>
+        <w:t xml:space="preserve">. Each</w:t>
+      </w:r>
+      <w:r>
+        <w:t xml:space="preserve"> </w:t>
+      </w:r>
+      <w:r>
+        <w:rPr>
+          <w:bCs/>
+          <w:b/>
+        </w:rPr>
+        <w:t xml:space="preserve">kind</w:t>
+      </w:r>
+      <w:r>
+        <w:t xml:space="preserve"> </w:t>
+      </w:r>
+      <w:r>
+        <w:t xml:space="preserve">has exactly one</w:t>
+      </w:r>
+      <w:r>
+        <w:t xml:space="preserve"> </w:t>
+      </w:r>
+      <w:r>
+        <w:rPr>
+          <w:bCs/>
+          <w:b/>
+        </w:rPr>
+        <w:t xml:space="preserve">active</w:t>
+      </w:r>
+      <w:r>
+        <w:t xml:space="preserve"> </w:t>
+      </w:r>
+      <w:r>
+        <w:t xml:space="preserve">version at a time.</w:t>
+      </w:r>
+    </w:p>
+    <w:tbl>
+      <w:tblPr>
+        <w:tblStyle w:val="Table"/>
+        <w:tblW w:type="pct" w:w="5000"/>
+        <w:tblLook w:firstRow="1" w:lastRow="0" w:firstColumn="0" w:lastColumn="0" w:noHBand="0" w:noVBand="0" w:val="0020"/>
+        <w:jc w:val="start"/>
+      </w:tblPr>
+      <w:tblGrid>
+        <w:gridCol w:w="2640"/>
+        <w:gridCol w:w="2640"/>
+        <w:gridCol w:w="2640"/>
+      </w:tblGrid>
+      <w:tr>
+        <w:trPr>
+          <w:tblHeader w:val="true"/>
+          <w:tblHeader w:val="true"/>
+        </w:trPr>
+        <w:tc>
+          <w:tcPr>
+            <w:shd w:val="clear" w:color="auto" w:fill="213368"/>
+          </w:tcPr>
+          <w:p>
+            <w:pPr>
+              <w:pStyle w:val="Compact"/>
+              <w:spacing w:before="20" w:after="20"/>
+              <w:jc w:val="left"/>
+            </w:pPr>
+            <w:r>
+              <w:rPr>
+                <w:b/>
+                <w:color w:val="FFFFFF"/>
+                <w:sz w:val="18"/>
+              </w:rPr>
+              <w:t xml:space="preserve">Kind</w:t>
+            </w:r>
+          </w:p>
+        </w:tc>
+        <w:tc>
+          <w:tcPr>
+            <w:shd w:val="clear" w:color="auto" w:fill="213368"/>
+          </w:tcPr>
+          <w:p>
+            <w:pPr>
+              <w:pStyle w:val="Compact"/>
+              <w:spacing w:before="20" w:after="20"/>
+              <w:jc w:val="left"/>
+            </w:pPr>
+            <w:r>
+              <w:rPr>
+                <w:b/>
+                <w:color w:val="FFFFFF"/>
+                <w:sz w:val="18"/>
+              </w:rPr>
+              <w:t xml:space="preserve">Controls</w:t>
+            </w:r>
+          </w:p>
+        </w:tc>
+        <w:tc>
+          <w:tcPr>
+            <w:shd w:val="clear" w:color="auto" w:fill="213368"/>
+          </w:tcPr>
+          <w:p>
+            <w:pPr>
+              <w:pStyle w:val="Compact"/>
+              <w:spacing w:before="20" w:after="20"/>
+              <w:jc w:val="left"/>
+            </w:pPr>
+            <w:r>
+              <w:rPr>
+                <w:b/>
+                <w:color w:val="FFFFFF"/>
+                <w:sz w:val="18"/>
+              </w:rPr>
+              <w:t xml:space="preserve">Typical approver</w:t>
+            </w:r>
+          </w:p>
+        </w:tc>
+      </w:tr>
+      <w:tr>
+        <w:tc>
+          <w:tcPr>
+            <w:noWrap/>
+          </w:tcPr>
+          <w:p>
+            <w:pPr>
+              <w:pStyle w:val="Compact"/>
+              <w:spacing w:before="20" w:after="20"/>
               <w:jc w:val="left"/>
             </w:pPr>
             <w:r>
               <w:rPr>
                 <w:rStyle w:val="VerbatimChar"/>
-              </w:rPr>
-              <w:t xml:space="preserve">rating.motor_pd</w:t>
-            </w:r>
-            <w:r>
+                <w:sz w:val="18"/>
+              </w:rPr>
+              <w:t xml:space="preserve">products</w:t>
+            </w:r>
+          </w:p>
+        </w:tc>
+        <w:tc>
+          <w:tcPr/>
+          <w:p>
+            <w:pPr>
+              <w:pStyle w:val="Compact"/>
+              <w:spacing w:before="20" w:after="20"/>
+              <w:jc w:val="left"/>
+            </w:pPr>
+            <w:r>
+              <w:rPr>
+                <w:sz w:val="18"/>
+              </w:rPr>
+              <w:t xml:space="preserve">Product catalogue, channels where each product is sold, bundles</w:t>
+            </w:r>
+          </w:p>
+        </w:tc>
+        <w:tc>
+          <w:tcPr/>
+          <w:p>
+            <w:pPr>
+              <w:pStyle w:val="Compact"/>
+              <w:spacing w:before="20" w:after="20"/>
+              <w:jc w:val="left"/>
+            </w:pPr>
+            <w:r>
+              <w:rPr>
+                <w:sz w:val="18"/>
+              </w:rPr>
+              <w:t xml:space="preserve">Product + Compliance</w:t>
+            </w:r>
+          </w:p>
+        </w:tc>
+      </w:tr>
+      <w:tr>
+        <w:tc>
+          <w:tcPr/>
+          <w:p>
+            <w:pPr>
+              <w:pStyle w:val="Compact"/>
+              <w:spacing w:before="20" w:after="20"/>
+              <w:jc w:val="left"/>
+            </w:pPr>
+            <w:r>
+              <w:rPr>
+                <w:rStyle w:val="VerbatimChar"/>
+                <w:sz w:val="18"/>
+              </w:rPr>
+              <w:t xml:space="preserve">tariff.tnds_car</w:t>
+            </w:r>
+            <w:r>
+              <w:rPr>
+                <w:sz w:val="18"/>
+              </w:rPr>
               <w:t xml:space="preserve">,</w:t>
             </w:r>
             <w:r>
+              <w:rPr>
+                <w:sz w:val="18"/>
+              </w:rPr>
               <w:t xml:space="preserve"> </w:t>
             </w:r>
             <w:r>
               <w:rPr>
                 <w:rStyle w:val="VerbatimChar"/>
-              </w:rPr>
-              <w:t xml:space="preserve">rating.pa_seat</w:t>
-            </w:r>
-          </w:p>
-        </w:tc>
-        <w:tc>
-          <w:tcPr/>
-          <w:p>
-            <w:pPr>
-              <w:pStyle w:val="Compact"/>
-              <w:jc w:val="left"/>
-            </w:pPr>
-            <w:r>
-              <w:t xml:space="preserve">Voluntary product rates (currently</w:t>
-            </w:r>
-            <w:r>
-              <w:t xml:space="preserve"> </w:t>
-            </w:r>
+                <w:sz w:val="18"/>
+              </w:rPr>
+              <w:t xml:space="preserve">tariff.tnds_motorbike</w:t>
+            </w:r>
+          </w:p>
+        </w:tc>
+        <w:tc>
+          <w:tcPr/>
+          <w:p>
+            <w:pPr>
+              <w:pStyle w:val="Compact"/>
+              <w:spacing w:before="20" w:after="20"/>
+              <w:jc w:val="left"/>
+            </w:pPr>
+            <w:r>
+              <w:rPr>
+                <w:sz w:val="18"/>
+              </w:rPr>
+              <w:t xml:space="preserve">Regulated TNDS premiums (Decree 67/2023/ND-CP)</w:t>
+            </w:r>
+          </w:p>
+        </w:tc>
+        <w:tc>
+          <w:tcPr/>
+          <w:p>
+            <w:pPr>
+              <w:pStyle w:val="Compact"/>
+              <w:spacing w:before="20" w:after="20"/>
+              <w:jc w:val="left"/>
+            </w:pPr>
             <w:r>
               <w:rPr>
                 <w:bCs/>
                 <w:b/>
-              </w:rPr>
-              <w:t xml:space="preserve">illustrative</w:t>
-            </w:r>
-            <w:r>
-              <w:t xml:space="preserve">, to be replaced with filed rates)</w:t>
-            </w:r>
-          </w:p>
-        </w:tc>
-        <w:tc>
-          <w:tcPr/>
-          <w:p>
-            <w:pPr>
-              <w:pStyle w:val="Compact"/>
-              <w:jc w:val="left"/>
-            </w:pPr>
+                <w:sz w:val="18"/>
+              </w:rPr>
+              <w:t xml:space="preserve">Underwriting</w:t>
+            </w:r>
+            <w:r>
+              <w:rPr>
+                <w:sz w:val="18"/>
+              </w:rPr>
+              <w:t xml:space="preserve"> </w:t>
+            </w:r>
+            <w:r>
+              <w:rPr>
+                <w:sz w:val="18"/>
+              </w:rPr>
+              <w:t xml:space="preserve">+ Compliance</w:t>
+            </w:r>
+          </w:p>
+        </w:tc>
+      </w:tr>
+      <w:tr>
+        <w:tc>
+          <w:tcPr/>
+          <w:p>
+            <w:pPr>
+              <w:pStyle w:val="Compact"/>
+              <w:spacing w:before="20" w:after="20"/>
+              <w:jc w:val="left"/>
+            </w:pPr>
+            <w:r>
+              <w:rPr>
+                <w:rStyle w:val="VerbatimChar"/>
+                <w:sz w:val="18"/>
+              </w:rPr>
+              <w:t xml:space="preserve">rating.motor_pd</w:t>
+            </w:r>
+            <w:r>
+              <w:rPr>
+                <w:sz w:val="18"/>
+              </w:rPr>
+              <w:t xml:space="preserve">,</w:t>
+            </w:r>
+            <w:r>
+              <w:rPr>
+                <w:sz w:val="18"/>
+              </w:rPr>
+              <w:t xml:space="preserve"> </w:t>
+            </w:r>
+            <w:r>
+              <w:rPr>
+                <w:rStyle w:val="VerbatimChar"/>
+                <w:sz w:val="18"/>
+              </w:rPr>
+              <w:t xml:space="preserve">rating.pa_seat</w:t>
+            </w:r>
+          </w:p>
+        </w:tc>
+        <w:tc>
+          <w:tcPr/>
+          <w:p>
+            <w:pPr>
+              <w:pStyle w:val="Compact"/>
+              <w:spacing w:before="20" w:after="20"/>
+              <w:jc w:val="left"/>
+            </w:pPr>
+            <w:r>
+              <w:rPr>
+                <w:sz w:val="18"/>
+              </w:rPr>
+              <w:t xml:space="preserve">Voluntary product rates (currently</w:t>
+            </w:r>
+            <w:r>
+              <w:rPr>
+                <w:sz w:val="18"/>
+              </w:rPr>
+              <w:t xml:space="preserve"> </w:t>
+            </w:r>
             <w:r>
               <w:rPr>
                 <w:bCs/>
                 <w:b/>
+                <w:sz w:val="18"/>
+              </w:rPr>
+              <w:t xml:space="preserve">illustrative</w:t>
+            </w:r>
+            <w:r>
+              <w:rPr>
+                <w:sz w:val="18"/>
+              </w:rPr>
+              <w:t xml:space="preserve">, to be replaced with filed rates)</w:t>
+            </w:r>
+          </w:p>
+        </w:tc>
+        <w:tc>
+          <w:tcPr/>
+          <w:p>
+            <w:pPr>
+              <w:pStyle w:val="Compact"/>
+              <w:spacing w:before="20" w:after="20"/>
+              <w:jc w:val="left"/>
+            </w:pPr>
+            <w:r>
+              <w:rPr>
+                <w:bCs/>
+                <w:b/>
+                <w:sz w:val="18"/>
               </w:rPr>
               <w:t xml:space="preserve">Underwriting / Actuarial</w:t>
             </w:r>
@@ -824,15 +1268,19 @@
       </w:tr>
       <w:tr>
         <w:tc>
-          <w:tcPr/>
-          <w:p>
-            <w:pPr>
-              <w:pStyle w:val="Compact"/>
+          <w:tcPr>
+            <w:noWrap/>
+          </w:tcPr>
+          <w:p>
+            <w:pPr>
+              <w:pStyle w:val="Compact"/>
+              <w:spacing w:before="20" w:after="20"/>
               <w:jc w:val="left"/>
             </w:pPr>
             <w:r>
               <w:rPr>
                 <w:rStyle w:val="VerbatimChar"/>
+                <w:sz w:val="18"/>
               </w:rPr>
               <w:t xml:space="preserve">commission</w:t>
             </w:r>
@@ -843,9 +1291,13 @@
           <w:p>
             <w:pPr>
               <w:pStyle w:val="Compact"/>
-              <w:jc w:val="left"/>
-            </w:pPr>
-            <w:r>
+              <w:spacing w:before="20" w:after="20"/>
+              <w:jc w:val="left"/>
+            </w:pPr>
+            <w:r>
+              <w:rPr>
+                <w:sz w:val="18"/>
+              </w:rPr>
               <w:t xml:space="preserve">Partner commission by product and partner type, with statutory caps</w:t>
             </w:r>
           </w:p>
@@ -855,25 +1307,47 @@
           <w:p>
             <w:pPr>
               <w:pStyle w:val="Compact"/>
-              <w:jc w:val="left"/>
-            </w:pPr>
-            <w:r>
-              <w:t xml:space="preserve">Finance + Compliance</w:t>
+              <w:spacing w:before="20" w:after="20"/>
+              <w:jc w:val="left"/>
+            </w:pPr>
+            <w:r>
+              <w:rPr>
+                <w:sz w:val="18"/>
+              </w:rPr>
+              <w:t xml:space="preserve">Finance +</w:t>
+            </w:r>
+            <w:r>
+              <w:rPr>
+                <w:sz w:val="18"/>
+              </w:rPr>
+              <w:t xml:space="preserve"> </w:t>
+            </w:r>
+            <w:r>
+              <w:rPr>
+                <w:bCs/>
+                <w:b/>
+                <w:sz w:val="18"/>
+              </w:rPr>
+              <w:t xml:space="preserve">Compliance officer (enforced)</w:t>
             </w:r>
           </w:p>
         </w:tc>
       </w:tr>
       <w:tr>
         <w:tc>
-          <w:tcPr/>
-          <w:p>
-            <w:pPr>
-              <w:pStyle w:val="Compact"/>
+          <w:tcPr>
+            <w:noWrap/>
+          </w:tcPr>
+          <w:p>
+            <w:pPr>
+              <w:pStyle w:val="Compact"/>
+              <w:spacing w:before="20" w:after="20"/>
               <w:jc w:val="left"/>
             </w:pPr>
             <w:r>
               <w:rPr>
                 <w:rStyle w:val="VerbatimChar"/>
+                <w:sz w:val="18"/>
               </w:rPr>
               <w:t xml:space="preserve">scoring</w:t>
             </w:r>
@@ -884,9 +1358,13 @@
           <w:p>
             <w:pPr>
               <w:pStyle w:val="Compact"/>
-              <w:jc w:val="left"/>
-            </w:pPr>
-            <w:r>
+              <w:spacing w:before="20" w:after="20"/>
+              <w:jc w:val="left"/>
+            </w:pPr>
+            <w:r>
+              <w:rPr>
+                <w:sz w:val="18"/>
+              </w:rPr>
               <w:t xml:space="preserve">Lead score factors, weights, tier thresholds (hot ≥ 70, warm ≥ 45)</w:t>
             </w:r>
           </w:p>
@@ -896,9 +1374,13 @@
           <w:p>
             <w:pPr>
               <w:pStyle w:val="Compact"/>
-              <w:jc w:val="left"/>
-            </w:pPr>
-            <w:r>
+              <w:spacing w:before="20" w:after="20"/>
+              <w:jc w:val="left"/>
+            </w:pPr>
+            <w:r>
+              <w:rPr>
+                <w:sz w:val="18"/>
+              </w:rPr>
               <w:t xml:space="preserve">Product / Data</w:t>
             </w:r>
           </w:p>
@@ -906,15 +1388,19 @@
       </w:tr>
       <w:tr>
         <w:tc>
-          <w:tcPr/>
-          <w:p>
-            <w:pPr>
-              <w:pStyle w:val="Compact"/>
+          <w:tcPr>
+            <w:noWrap/>
+          </w:tcPr>
+          <w:p>
+            <w:pPr>
+              <w:pStyle w:val="Compact"/>
+              <w:spacing w:before="20" w:after="20"/>
               <w:jc w:val="left"/>
             </w:pPr>
             <w:r>
               <w:rPr>
                 <w:rStyle w:val="VerbatimChar"/>
+                <w:sz w:val="18"/>
               </w:rPr>
               <w:t xml:space="preserve">nba</w:t>
             </w:r>
@@ -925,9 +1411,13 @@
           <w:p>
             <w:pPr>
               <w:pStyle w:val="Compact"/>
-              <w:jc w:val="left"/>
-            </w:pPr>
-            <w:r>
+              <w:spacing w:before="20" w:after="20"/>
+              <w:jc w:val="left"/>
+            </w:pPr>
+            <w:r>
+              <w:rPr>
+                <w:sz w:val="18"/>
+              </w:rPr>
               <w:t xml:space="preserve">Next-best-action decision table</w:t>
             </w:r>
           </w:p>
@@ -937,9 +1427,13 @@
           <w:p>
             <w:pPr>
               <w:pStyle w:val="Compact"/>
-              <w:jc w:val="left"/>
-            </w:pPr>
-            <w:r>
+              <w:spacing w:before="20" w:after="20"/>
+              <w:jc w:val="left"/>
+            </w:pPr>
+            <w:r>
+              <w:rPr>
+                <w:sz w:val="18"/>
+              </w:rPr>
               <w:t xml:space="preserve">Product</w:t>
             </w:r>
           </w:p>
@@ -947,15 +1441,19 @@
       </w:tr>
       <w:tr>
         <w:tc>
-          <w:tcPr/>
-          <w:p>
-            <w:pPr>
-              <w:pStyle w:val="Compact"/>
+          <w:tcPr>
+            <w:noWrap/>
+          </w:tcPr>
+          <w:p>
+            <w:pPr>
+              <w:pStyle w:val="Compact"/>
+              <w:spacing w:before="20" w:after="20"/>
               <w:jc w:val="left"/>
             </w:pPr>
             <w:r>
               <w:rPr>
                 <w:rStyle w:val="VerbatimChar"/>
+                <w:sz w:val="18"/>
               </w:rPr>
               <w:t xml:space="preserve">journeys</w:t>
             </w:r>
@@ -966,9 +1464,13 @@
           <w:p>
             <w:pPr>
               <w:pStyle w:val="Compact"/>
-              <w:jc w:val="left"/>
-            </w:pPr>
-            <w:r>
+              <w:spacing w:before="20" w:after="20"/>
+              <w:jc w:val="left"/>
+            </w:pPr>
+            <w:r>
+              <w:rPr>
+                <w:sz w:val="18"/>
+              </w:rPr>
               <w:t xml:space="preserve">Journeys, audiences, step timings and channels, cross-sell</w:t>
             </w:r>
           </w:p>
@@ -978,9 +1480,13 @@
           <w:p>
             <w:pPr>
               <w:pStyle w:val="Compact"/>
-              <w:jc w:val="left"/>
-            </w:pPr>
-            <w:r>
+              <w:spacing w:before="20" w:after="20"/>
+              <w:jc w:val="left"/>
+            </w:pPr>
+            <w:r>
+              <w:rPr>
+                <w:sz w:val="18"/>
+              </w:rPr>
               <w:t xml:space="preserve">Marketing + Compliance</w:t>
             </w:r>
           </w:p>
@@ -988,15 +1494,19 @@
       </w:tr>
       <w:tr>
         <w:tc>
-          <w:tcPr/>
-          <w:p>
-            <w:pPr>
-              <w:pStyle w:val="Compact"/>
+          <w:tcPr>
+            <w:noWrap/>
+          </w:tcPr>
+          <w:p>
+            <w:pPr>
+              <w:pStyle w:val="Compact"/>
+              <w:spacing w:before="20" w:after="20"/>
               <w:jc w:val="left"/>
             </w:pPr>
             <w:r>
               <w:rPr>
                 <w:rStyle w:val="VerbatimChar"/>
+                <w:sz w:val="18"/>
               </w:rPr>
               <w:t xml:space="preserve">triggers</w:t>
             </w:r>
@@ -1007,9 +1517,13 @@
           <w:p>
             <w:pPr>
               <w:pStyle w:val="Compact"/>
-              <w:jc w:val="left"/>
-            </w:pPr>
-            <w:r>
+              <w:spacing w:before="20" w:after="20"/>
+              <w:jc w:val="left"/>
+            </w:pPr>
+            <w:r>
+              <w:rPr>
+                <w:sz w:val="18"/>
+              </w:rPr>
               <w:t xml:space="preserve">Ecosystem-event moments of truth</w:t>
             </w:r>
           </w:p>
@@ -1019,9 +1533,13 @@
           <w:p>
             <w:pPr>
               <w:pStyle w:val="Compact"/>
-              <w:jc w:val="left"/>
-            </w:pPr>
-            <w:r>
+              <w:spacing w:before="20" w:after="20"/>
+              <w:jc w:val="left"/>
+            </w:pPr>
+            <w:r>
+              <w:rPr>
+                <w:sz w:val="18"/>
+              </w:rPr>
               <w:t xml:space="preserve">Marketing + Compliance</w:t>
             </w:r>
           </w:p>
@@ -1029,15 +1547,19 @@
       </w:tr>
       <w:tr>
         <w:tc>
-          <w:tcPr/>
-          <w:p>
-            <w:pPr>
-              <w:pStyle w:val="Compact"/>
+          <w:tcPr>
+            <w:noWrap/>
+          </w:tcPr>
+          <w:p>
+            <w:pPr>
+              <w:pStyle w:val="Compact"/>
+              <w:spacing w:before="20" w:after="20"/>
               <w:jc w:val="left"/>
             </w:pPr>
             <w:r>
               <w:rPr>
                 <w:rStyle w:val="VerbatimChar"/>
+                <w:sz w:val="18"/>
               </w:rPr>
               <w:t xml:space="preserve">content.messages</w:t>
             </w:r>
@@ -1048,9 +1570,13 @@
           <w:p>
             <w:pPr>
               <w:pStyle w:val="Compact"/>
-              <w:jc w:val="left"/>
-            </w:pPr>
-            <w:r>
+              <w:spacing w:before="20" w:after="20"/>
+              <w:jc w:val="left"/>
+            </w:pPr>
+            <w:r>
+              <w:rPr>
+                <w:sz w:val="18"/>
+              </w:rPr>
               <w:t xml:space="preserve">Customer message templates (vi/en)</w:t>
             </w:r>
           </w:p>
@@ -1060,19 +1586,27 @@
           <w:p>
             <w:pPr>
               <w:pStyle w:val="Compact"/>
+              <w:spacing w:before="20" w:after="20"/>
               <w:jc w:val="left"/>
             </w:pPr>
             <w:r>
               <w:rPr>
                 <w:bCs/>
                 <w:b/>
+                <w:sz w:val="18"/>
               </w:rPr>
               <w:t xml:space="preserve">Compliance</w:t>
             </w:r>
             <w:r>
+              <w:rPr>
+                <w:sz w:val="18"/>
+              </w:rPr>
               <w:t xml:space="preserve"> </w:t>
             </w:r>
             <w:r>
+              <w:rPr>
+                <w:sz w:val="18"/>
+              </w:rPr>
               <w:t xml:space="preserve">(and Zalo template approval)</w:t>
             </w:r>
           </w:p>
@@ -1080,15 +1614,19 @@
       </w:tr>
       <w:tr>
         <w:tc>
-          <w:tcPr/>
-          <w:p>
-            <w:pPr>
-              <w:pStyle w:val="Compact"/>
+          <w:tcPr>
+            <w:noWrap/>
+          </w:tcPr>
+          <w:p>
+            <w:pPr>
+              <w:pStyle w:val="Compact"/>
+              <w:spacing w:before="20" w:after="20"/>
               <w:jc w:val="left"/>
             </w:pPr>
             <w:r>
               <w:rPr>
                 <w:rStyle w:val="VerbatimChar"/>
+                <w:sz w:val="18"/>
               </w:rPr>
               <w:t xml:space="preserve">content.voicebot</w:t>
             </w:r>
@@ -1099,9 +1637,13 @@
           <w:p>
             <w:pPr>
               <w:pStyle w:val="Compact"/>
-              <w:jc w:val="left"/>
-            </w:pPr>
-            <w:r>
+              <w:spacing w:before="20" w:after="20"/>
+              <w:jc w:val="left"/>
+            </w:pPr>
+            <w:r>
+              <w:rPr>
+                <w:sz w:val="18"/>
+              </w:rPr>
               <w:t xml:space="preserve">Voice bot script, disclosure and intent keywords</w:t>
             </w:r>
           </w:p>
@@ -1111,12 +1653,14 @@
           <w:p>
             <w:pPr>
               <w:pStyle w:val="Compact"/>
+              <w:spacing w:before="20" w:after="20"/>
               <w:jc w:val="left"/>
             </w:pPr>
             <w:r>
               <w:rPr>
                 <w:bCs/>
                 <w:b/>
+                <w:sz w:val="18"/>
               </w:rPr>
               <w:t xml:space="preserve">Compliance</w:t>
             </w:r>
@@ -1125,15 +1669,19 @@
       </w:tr>
       <w:tr>
         <w:tc>
-          <w:tcPr/>
-          <w:p>
-            <w:pPr>
-              <w:pStyle w:val="Compact"/>
+          <w:tcPr>
+            <w:noWrap/>
+          </w:tcPr>
+          <w:p>
+            <w:pPr>
+              <w:pStyle w:val="Compact"/>
+              <w:spacing w:before="20" w:after="20"/>
               <w:jc w:val="left"/>
             </w:pPr>
             <w:r>
               <w:rPr>
                 <w:rStyle w:val="VerbatimChar"/>
+                <w:sz w:val="18"/>
               </w:rPr>
               <w:t xml:space="preserve">benefits</w:t>
             </w:r>
@@ -1144,17 +1692,25 @@
           <w:p>
             <w:pPr>
               <w:pStyle w:val="Compact"/>
-              <w:jc w:val="left"/>
-            </w:pPr>
-            <w:r>
+              <w:spacing w:before="20" w:after="20"/>
+              <w:jc w:val="left"/>
+            </w:pPr>
+            <w:r>
+              <w:rPr>
+                <w:sz w:val="18"/>
+              </w:rPr>
               <w:t xml:space="preserve">Value-beyond-discount catalogue, eligibility, relevance,</w:t>
             </w:r>
             <w:r>
+              <w:rPr>
+                <w:sz w:val="18"/>
+              </w:rPr>
               <w:t xml:space="preserve"> </w:t>
             </w:r>
             <w:r>
               <w:rPr>
                 <w:rStyle w:val="VerbatimChar"/>
+                <w:sz w:val="18"/>
               </w:rPr>
               <w:t xml:space="preserve">legalStatus</w:t>
             </w:r>
@@ -1165,12 +1721,14 @@
           <w:p>
             <w:pPr>
               <w:pStyle w:val="Compact"/>
+              <w:spacing w:before="20" w:after="20"/>
               <w:jc w:val="left"/>
             </w:pPr>
             <w:r>
               <w:rPr>
                 <w:bCs/>
                 <w:b/>
+                <w:sz w:val="18"/>
               </w:rPr>
               <w:t xml:space="preserve">Legal / Compliance</w:t>
             </w:r>
@@ -1179,15 +1737,19 @@
       </w:tr>
       <w:tr>
         <w:tc>
-          <w:tcPr/>
-          <w:p>
-            <w:pPr>
-              <w:pStyle w:val="Compact"/>
+          <w:tcPr>
+            <w:noWrap/>
+          </w:tcPr>
+          <w:p>
+            <w:pPr>
+              <w:pStyle w:val="Compact"/>
+              <w:spacing w:before="20" w:after="20"/>
               <w:jc w:val="left"/>
             </w:pPr>
             <w:r>
               <w:rPr>
                 <w:rStyle w:val="VerbatimChar"/>
+                <w:sz w:val="18"/>
               </w:rPr>
               <w:t xml:space="preserve">copy_guard</w:t>
             </w:r>
@@ -1198,9 +1760,13 @@
           <w:p>
             <w:pPr>
               <w:pStyle w:val="Compact"/>
-              <w:jc w:val="left"/>
-            </w:pPr>
-            <w:r>
+              <w:spacing w:before="20" w:after="20"/>
+              <w:jc w:val="left"/>
+            </w:pPr>
+            <w:r>
+              <w:rPr>
+                <w:sz w:val="18"/>
+              </w:rPr>
               <w:t xml:space="preserve">Banned phrases for customer copy</w:t>
             </w:r>
           </w:p>
@@ -1210,29 +1776,35 @@
           <w:p>
             <w:pPr>
               <w:pStyle w:val="Compact"/>
+              <w:spacing w:before="20" w:after="20"/>
               <w:jc w:val="left"/>
             </w:pPr>
             <w:r>
               <w:rPr>
                 <w:bCs/>
                 <w:b/>
-              </w:rPr>
-              <w:t xml:space="preserve">Compliance only</w:t>
+                <w:sz w:val="18"/>
+              </w:rPr>
+              <w:t xml:space="preserve">Compliance officer (enforced)</w:t>
             </w:r>
           </w:p>
         </w:tc>
       </w:tr>
       <w:tr>
         <w:tc>
-          <w:tcPr/>
-          <w:p>
-            <w:pPr>
-              <w:pStyle w:val="Compact"/>
+          <w:tcPr>
+            <w:noWrap/>
+          </w:tcPr>
+          <w:p>
+            <w:pPr>
+              <w:pStyle w:val="Compact"/>
+              <w:spacing w:before="20" w:after="20"/>
               <w:jc w:val="left"/>
             </w:pPr>
             <w:r>
               <w:rPr>
                 <w:rStyle w:val="VerbatimChar"/>
+                <w:sz w:val="18"/>
               </w:rPr>
               <w:t xml:space="preserve">contact_policy</w:t>
             </w:r>
@@ -1243,9 +1815,13 @@
           <w:p>
             <w:pPr>
               <w:pStyle w:val="Compact"/>
-              <w:jc w:val="left"/>
-            </w:pPr>
-            <w:r>
+              <w:spacing w:before="20" w:after="20"/>
+              <w:jc w:val="left"/>
+            </w:pPr>
+            <w:r>
+              <w:rPr>
+                <w:sz w:val="18"/>
+              </w:rPr>
               <w:t xml:space="preserve">Contact hours, frequency caps, consent requirements</w:t>
             </w:r>
           </w:p>
@@ -1255,29 +1831,47 @@
           <w:p>
             <w:pPr>
               <w:pStyle w:val="Compact"/>
-              <w:jc w:val="left"/>
-            </w:pPr>
+              <w:spacing w:before="20" w:after="20"/>
+              <w:jc w:val="left"/>
+            </w:pPr>
+            <w:r>
+              <w:rPr>
+                <w:sz w:val="18"/>
+              </w:rPr>
+              <w:t xml:space="preserve">Legal +</w:t>
+            </w:r>
+            <w:r>
+              <w:rPr>
+                <w:sz w:val="18"/>
+              </w:rPr>
+              <w:t xml:space="preserve"> </w:t>
+            </w:r>
             <w:r>
               <w:rPr>
                 <w:bCs/>
                 <w:b/>
-              </w:rPr>
-              <w:t xml:space="preserve">Compliance / Legal</w:t>
+                <w:sz w:val="18"/>
+              </w:rPr>
+              <w:t xml:space="preserve">Compliance officer (enforced)</w:t>
             </w:r>
           </w:p>
         </w:tc>
       </w:tr>
       <w:tr>
         <w:tc>
-          <w:tcPr/>
-          <w:p>
-            <w:pPr>
-              <w:pStyle w:val="Compact"/>
+          <w:tcPr>
+            <w:noWrap/>
+          </w:tcPr>
+          <w:p>
+            <w:pPr>
+              <w:pStyle w:val="Compact"/>
+              <w:spacing w:before="20" w:after="20"/>
               <w:jc w:val="left"/>
             </w:pPr>
             <w:r>
               <w:rPr>
                 <w:rStyle w:val="VerbatimChar"/>
+                <w:sz w:val="18"/>
               </w:rPr>
               <w:t xml:space="preserve">referral</w:t>
             </w:r>
@@ -1288,9 +1882,13 @@
           <w:p>
             <w:pPr>
               <w:pStyle w:val="Compact"/>
-              <w:jc w:val="left"/>
-            </w:pPr>
-            <w:r>
+              <w:spacing w:before="20" w:after="20"/>
+              <w:jc w:val="left"/>
+            </w:pPr>
+            <w:r>
+              <w:rPr>
+                <w:sz w:val="18"/>
+              </w:rPr>
               <w:t xml:space="preserve">Referral programme (disabled pending legal review)</w:t>
             </w:r>
           </w:p>
@@ -1300,12 +1898,14 @@
           <w:p>
             <w:pPr>
               <w:pStyle w:val="Compact"/>
+              <w:spacing w:before="20" w:after="20"/>
               <w:jc w:val="left"/>
             </w:pPr>
             <w:r>
               <w:rPr>
                 <w:bCs/>
                 <w:b/>
+                <w:sz w:val="18"/>
               </w:rPr>
               <w:t xml:space="preserve">Legal</w:t>
             </w:r>
@@ -1314,15 +1914,19 @@
       </w:tr>
       <w:tr>
         <w:tc>
-          <w:tcPr/>
-          <w:p>
-            <w:pPr>
-              <w:pStyle w:val="Compact"/>
+          <w:tcPr>
+            <w:noWrap/>
+          </w:tcPr>
+          <w:p>
+            <w:pPr>
+              <w:pStyle w:val="Compact"/>
+              <w:spacing w:before="20" w:after="20"/>
               <w:jc w:val="left"/>
             </w:pPr>
             <w:r>
               <w:rPr>
                 <w:rStyle w:val="VerbatimChar"/>
+                <w:sz w:val="18"/>
               </w:rPr>
               <w:t xml:space="preserve">enrichment</w:t>
             </w:r>
@@ -1333,9 +1937,13 @@
           <w:p>
             <w:pPr>
               <w:pStyle w:val="Compact"/>
-              <w:jc w:val="left"/>
-            </w:pPr>
-            <w:r>
+              <w:spacing w:before="20" w:after="20"/>
+              <w:jc w:val="left"/>
+            </w:pPr>
+            <w:r>
+              <w:rPr>
+                <w:sz w:val="18"/>
+              </w:rPr>
               <w:t xml:space="preserve">Source trust, expiry evidence weights, vehicle category inference</w:t>
             </w:r>
           </w:p>
@@ -1345,9 +1953,13 @@
           <w:p>
             <w:pPr>
               <w:pStyle w:val="Compact"/>
-              <w:jc w:val="left"/>
-            </w:pPr>
-            <w:r>
+              <w:spacing w:before="20" w:after="20"/>
+              <w:jc w:val="left"/>
+            </w:pPr>
+            <w:r>
+              <w:rPr>
+                <w:sz w:val="18"/>
+              </w:rPr>
               <w:t xml:space="preserve">Data owner</w:t>
             </w:r>
           </w:p>
@@ -1355,15 +1967,19 @@
       </w:tr>
       <w:tr>
         <w:tc>
-          <w:tcPr/>
-          <w:p>
-            <w:pPr>
-              <w:pStyle w:val="Compact"/>
+          <w:tcPr>
+            <w:noWrap/>
+          </w:tcPr>
+          <w:p>
+            <w:pPr>
+              <w:pStyle w:val="Compact"/>
+              <w:spacing w:before="20" w:after="20"/>
               <w:jc w:val="left"/>
             </w:pPr>
             <w:r>
               <w:rPr>
                 <w:rStyle w:val="VerbatimChar"/>
+                <w:sz w:val="18"/>
               </w:rPr>
               <w:t xml:space="preserve">retention</w:t>
             </w:r>
@@ -1374,9 +1990,13 @@
           <w:p>
             <w:pPr>
               <w:pStyle w:val="Compact"/>
-              <w:jc w:val="left"/>
-            </w:pPr>
-            <w:r>
+              <w:spacing w:before="20" w:after="20"/>
+              <w:jc w:val="left"/>
+            </w:pPr>
+            <w:r>
+              <w:rPr>
+                <w:sz w:val="18"/>
+              </w:rPr>
               <w:t xml:space="preserve">Data retention periods and actions</w:t>
             </w:r>
           </w:p>
@@ -1386,29 +2006,47 @@
           <w:p>
             <w:pPr>
               <w:pStyle w:val="Compact"/>
-              <w:jc w:val="left"/>
-            </w:pPr>
+              <w:spacing w:before="20" w:after="20"/>
+              <w:jc w:val="left"/>
+            </w:pPr>
+            <w:r>
+              <w:rPr>
+                <w:sz w:val="18"/>
+              </w:rPr>
+              <w:t xml:space="preserve">DPO +</w:t>
+            </w:r>
+            <w:r>
+              <w:rPr>
+                <w:sz w:val="18"/>
+              </w:rPr>
+              <w:t xml:space="preserve"> </w:t>
+            </w:r>
             <w:r>
               <w:rPr>
                 <w:bCs/>
                 <w:b/>
-              </w:rPr>
-              <w:t xml:space="preserve">DPO / Compliance</w:t>
+                <w:sz w:val="18"/>
+              </w:rPr>
+              <w:t xml:space="preserve">Compliance officer (enforced)</w:t>
             </w:r>
           </w:p>
         </w:tc>
       </w:tr>
       <w:tr>
         <w:tc>
-          <w:tcPr/>
-          <w:p>
-            <w:pPr>
-              <w:pStyle w:val="Compact"/>
+          <w:tcPr>
+            <w:noWrap/>
+          </w:tcPr>
+          <w:p>
+            <w:pPr>
+              <w:pStyle w:val="Compact"/>
+              <w:spacing w:before="20" w:after="20"/>
               <w:jc w:val="left"/>
             </w:pPr>
             <w:r>
               <w:rPr>
                 <w:rStyle w:val="VerbatimChar"/>
+                <w:sz w:val="18"/>
               </w:rPr>
               <w:t xml:space="preserve">abac</w:t>
             </w:r>
@@ -1419,9 +2057,13 @@
           <w:p>
             <w:pPr>
               <w:pStyle w:val="Compact"/>
-              <w:jc w:val="left"/>
-            </w:pPr>
-            <w:r>
+              <w:spacing w:before="20" w:after="20"/>
+              <w:jc w:val="left"/>
+            </w:pPr>
+            <w:r>
+              <w:rPr>
+                <w:sz w:val="18"/>
+              </w:rPr>
               <w:t xml:space="preserve">Attribute-based access policies (regional data, own handoffs)</w:t>
             </w:r>
           </w:p>
@@ -1431,35 +2073,47 @@
           <w:p>
             <w:pPr>
               <w:pStyle w:val="Compact"/>
-              <w:jc w:val="left"/>
-            </w:pPr>
+              <w:spacing w:before="20" w:after="20"/>
+              <w:jc w:val="left"/>
+            </w:pPr>
+            <w:r>
+              <w:rPr>
+                <w:sz w:val="18"/>
+              </w:rPr>
+              <w:t xml:space="preserve">Security +</w:t>
+            </w:r>
+            <w:r>
+              <w:rPr>
+                <w:sz w:val="18"/>
+              </w:rPr>
+              <w:t xml:space="preserve"> </w:t>
+            </w:r>
             <w:r>
               <w:rPr>
                 <w:bCs/>
                 <w:b/>
-              </w:rPr>
-              <w:t xml:space="preserve">Security</w:t>
-            </w:r>
-            <w:r>
-              <w:t xml:space="preserve"> </w:t>
-            </w:r>
-            <w:r>
-              <w:t xml:space="preserve">+ Compliance</w:t>
+                <w:sz w:val="18"/>
+              </w:rPr>
+              <w:t xml:space="preserve">Compliance officer (enforced)</w:t>
             </w:r>
           </w:p>
         </w:tc>
       </w:tr>
       <w:tr>
         <w:tc>
-          <w:tcPr/>
-          <w:p>
-            <w:pPr>
-              <w:pStyle w:val="Compact"/>
+          <w:tcPr>
+            <w:noWrap/>
+          </w:tcPr>
+          <w:p>
+            <w:pPr>
+              <w:pStyle w:val="Compact"/>
+              <w:spacing w:before="20" w:after="20"/>
               <w:jc w:val="left"/>
             </w:pPr>
             <w:r>
               <w:rPr>
                 <w:rStyle w:val="VerbatimChar"/>
+                <w:sz w:val="18"/>
               </w:rPr>
               <w:t xml:space="preserve">costs</w:t>
             </w:r>
@@ -1470,9 +2124,13 @@
           <w:p>
             <w:pPr>
               <w:pStyle w:val="Compact"/>
-              <w:jc w:val="left"/>
-            </w:pPr>
-            <w:r>
+              <w:spacing w:before="20" w:after="20"/>
+              <w:jc w:val="left"/>
+            </w:pPr>
+            <w:r>
+              <w:rPr>
+                <w:sz w:val="18"/>
+              </w:rPr>
               <w:t xml:space="preserve">Unit costs for the economics dashboard</w:t>
             </w:r>
           </w:p>
@@ -1482,10 +2140,67 @@
           <w:p>
             <w:pPr>
               <w:pStyle w:val="Compact"/>
-              <w:jc w:val="left"/>
-            </w:pPr>
-            <w:r>
+              <w:spacing w:before="20" w:after="20"/>
+              <w:jc w:val="left"/>
+            </w:pPr>
+            <w:r>
+              <w:rPr>
+                <w:sz w:val="18"/>
+              </w:rPr>
               <w:t xml:space="preserve">Finance</w:t>
+            </w:r>
+          </w:p>
+        </w:tc>
+      </w:tr>
+      <w:tr>
+        <w:tc>
+          <w:tcPr>
+            <w:noWrap/>
+          </w:tcPr>
+          <w:p>
+            <w:pPr>
+              <w:pStyle w:val="Compact"/>
+              <w:spacing w:before="20" w:after="20"/>
+              <w:jc w:val="left"/>
+            </w:pPr>
+            <w:r>
+              <w:rPr>
+                <w:rStyle w:val="VerbatimChar"/>
+                <w:sz w:val="18"/>
+              </w:rPr>
+              <w:t xml:space="preserve">service_levels</w:t>
+            </w:r>
+          </w:p>
+        </w:tc>
+        <w:tc>
+          <w:tcPr/>
+          <w:p>
+            <w:pPr>
+              <w:pStyle w:val="Compact"/>
+              <w:spacing w:before="20" w:after="20"/>
+              <w:jc w:val="left"/>
+            </w:pPr>
+            <w:r>
+              <w:rPr>
+                <w:sz w:val="18"/>
+              </w:rPr>
+              <w:t xml:space="preserve">Quote validity (24 h), claim acknowledgement SLA (4 h), confidence given to customer-declared, steward-corrected and bot-reported expiry dates</w:t>
+            </w:r>
+          </w:p>
+        </w:tc>
+        <w:tc>
+          <w:tcPr/>
+          <w:p>
+            <w:pPr>
+              <w:pStyle w:val="Compact"/>
+              <w:spacing w:before="20" w:after="20"/>
+              <w:jc w:val="left"/>
+            </w:pPr>
+            <w:r>
+              <w:rPr>
+                <w:sz w:val="18"/>
+              </w:rPr>
+              <w:t xml:space="preserve">Product + Operations</w:t>
             </w:r>
           </w:p>
         </w:tc>
@@ -1496,7 +2211,22 @@
         <w:pStyle w:val="BlockText"/>
       </w:pPr>
       <w:r>
-        <w:t xml:space="preserve">Your organisation's</w:t>
+        <w:t xml:space="preserve">The platform enforces two checks: the approver holds</w:t>
+      </w:r>
+      <w:r>
+        <w:t xml:space="preserve"> </w:t>
+      </w:r>
+      <w:r>
+        <w:rPr>
+          <w:rStyle w:val="VerbatimChar"/>
+        </w:rPr>
+        <w:t xml:space="preserve">rules:approve</w:t>
+      </w:r>
+      <w:r>
+        <w:t xml:space="preserve"> </w:t>
+      </w:r>
+      <w:r>
+        <w:t xml:space="preserve">and is not the author, and the</w:t>
       </w:r>
       <w:r>
         <w:t xml:space="preserve"> </w:t>
@@ -1506,28 +2236,108 @@
           <w:bCs/>
           <w:b/>
         </w:rPr>
+        <w:t xml:space="preserve">restricted kinds</w:t>
+      </w:r>
+      <w:r>
+        <w:t xml:space="preserve"> </w:t>
+      </w:r>
+      <w:r>
+        <w:t xml:space="preserve">(</w:t>
+      </w:r>
+      <w:r>
+        <w:rPr>
+          <w:rStyle w:val="VerbatimChar"/>
+        </w:rPr>
+        <w:t xml:space="preserve">abac</w:t>
+      </w:r>
+      <w:r>
+        <w:t xml:space="preserve">,</w:t>
+      </w:r>
+      <w:r>
+        <w:t xml:space="preserve"> </w:t>
+      </w:r>
+      <w:r>
+        <w:rPr>
+          <w:rStyle w:val="VerbatimChar"/>
+        </w:rPr>
+        <w:t xml:space="preserve">copy_guard</w:t>
+      </w:r>
+      <w:r>
+        <w:t xml:space="preserve">,</w:t>
+      </w:r>
+      <w:r>
+        <w:t xml:space="preserve"> </w:t>
+      </w:r>
+      <w:r>
+        <w:rPr>
+          <w:rStyle w:val="VerbatimChar"/>
+        </w:rPr>
+        <w:t xml:space="preserve">contact_policy</w:t>
+      </w:r>
+      <w:r>
+        <w:t xml:space="preserve">,</w:t>
+      </w:r>
+      <w:r>
+        <w:t xml:space="preserve"> </w:t>
+      </w:r>
+      <w:r>
+        <w:rPr>
+          <w:rStyle w:val="VerbatimChar"/>
+        </w:rPr>
+        <w:t xml:space="preserve">commission</w:t>
+      </w:r>
+      <w:r>
+        <w:t xml:space="preserve">,</w:t>
+      </w:r>
+      <w:r>
+        <w:t xml:space="preserve"> </w:t>
+      </w:r>
+      <w:r>
+        <w:rPr>
+          <w:rStyle w:val="VerbatimChar"/>
+        </w:rPr>
+        <w:t xml:space="preserve">retention</w:t>
+      </w:r>
+      <w:r>
+        <w:t xml:space="preserve">) are approved only by a</w:t>
+      </w:r>
+      <w:r>
+        <w:t xml:space="preserve"> </w:t>
+      </w:r>
+      <w:r>
+        <w:rPr>
+          <w:bCs/>
+          <w:b/>
+        </w:rPr>
+        <w:t xml:space="preserve">compliance officer</w:t>
+      </w:r>
+      <w:r>
+        <w:t xml:space="preserve"> </w:t>
+      </w:r>
+      <w:r>
+        <w:t xml:space="preserve">("</w:t>
+      </w:r>
+      <w:r>
+        <w:t xml:space="preserve"> </w:t>
+      </w:r>
+      <w:r>
+        <w:t xml:space="preserve">changes must be approved by: compliance_officer"). For all other kinds, your organisation's</w:t>
+      </w:r>
+      <w:r>
+        <w:t xml:space="preserve"> </w:t>
+      </w:r>
+      <w:r>
+        <w:rPr>
+          <w:bCs/>
+          <w:b/>
+        </w:rPr>
         <w:t xml:space="preserve">approval matrix</w:t>
       </w:r>
       <w:r>
         <w:t xml:space="preserve"> </w:t>
       </w:r>
       <w:r>
-        <w:t xml:space="preserve">decides who may approve which kind. The platform checks only that the approver holds</w:t>
-      </w:r>
-      <w:r>
-        <w:t xml:space="preserve"> </w:t>
-      </w:r>
-      <w:r>
-        <w:rPr>
-          <w:rStyle w:val="VerbatimChar"/>
-        </w:rPr>
-        <w:t xml:space="preserve">rules:approve</w:t>
-      </w:r>
-      <w:r>
-        <w:t xml:space="preserve"> </w:t>
-      </w:r>
-      <w:r>
-        <w:t xml:space="preserve">and is not the author, so approvers must follow the matrix above.</w:t>
+        <w:t xml:space="preserve">above decides who may approve, and approvers must follow it.</w:t>
       </w:r>
     </w:p>
     <w:bookmarkStart w:id="24" w:name="lifecycle"/>
@@ -1746,7 +2556,19 @@
         <w:pStyle w:val="Compact"/>
       </w:pPr>
       <w:r>
-        <w:t xml:space="preserve">In</w:t>
+        <w:t xml:space="preserve">In the list of rule sets, find the kind (for example</w:t>
+      </w:r>
+      <w:r>
+        <w:t xml:space="preserve"> </w:t>
+      </w:r>
+      <w:r>
+        <w:rPr>
+          <w:rStyle w:val="VerbatimChar"/>
+        </w:rPr>
+        <w:t xml:space="preserve">scoring</w:t>
+      </w:r>
+      <w:r>
+        <w:t xml:space="preserve">). The active version has the status</w:t>
       </w:r>
       <w:r>
         <w:t xml:space="preserve"> </w:t>
@@ -1756,32 +2578,7 @@
           <w:bCs/>
           <w:b/>
         </w:rPr>
-        <w:t xml:space="preserve">Rule sets</w:t>
-      </w:r>
-      <w:r>
-        <w:t xml:space="preserve">, find the kind (for example</w:t>
-      </w:r>
-      <w:r>
-        <w:t xml:space="preserve"> </w:t>
-      </w:r>
-      <w:r>
-        <w:rPr>
-          <w:rStyle w:val="VerbatimChar"/>
-        </w:rPr>
-        <w:t xml:space="preserve">scoring</w:t>
-      </w:r>
-      <w:r>
-        <w:t xml:space="preserve">). The active version is marked</w:t>
-      </w:r>
-      <w:r>
-        <w:t xml:space="preserve"> </w:t>
-      </w:r>
-      <w:r>
-        <w:rPr>
-          <w:bCs/>
-          <w:b/>
-        </w:rPr>
-        <w:t xml:space="preserve">Active</w:t>
+        <w:t xml:space="preserve">active</w:t>
       </w:r>
       <w:r>
         <w:t xml:space="preserve">.</w:t>
@@ -2425,7 +3222,7 @@
           <w:bCs/>
           <w:b/>
         </w:rPr>
-        <w:t xml:space="preserve">Active</w:t>
+        <w:t xml:space="preserve">active</w:t>
       </w:r>
       <w:r>
         <w:t xml:space="preserve"> </w:t>
@@ -2441,7 +3238,7 @@
           <w:bCs/>
           <w:b/>
         </w:rPr>
-        <w:t xml:space="preserve">Retired</w:t>
+        <w:t xml:space="preserve">retired</w:t>
       </w:r>
       <w:r>
         <w:t xml:space="preserve">.</w:t>
@@ -2456,23 +3253,22 @@
         <w:pStyle w:val="Compact"/>
       </w:pPr>
       <w:r>
-        <w:t xml:space="preserve">For scoring, NBA, journeys or benefits changes, ask the campaign manager to</w:t>
-      </w:r>
-      <w:r>
-        <w:t xml:space="preserve"> </w:t>
-      </w:r>
-      <w:r>
-        <w:rPr>
-          <w:bCs/>
-          <w:b/>
-        </w:rPr>
-        <w:t xml:space="preserve">Recompute</w:t>
-      </w:r>
-      <w:r>
-        <w:t xml:space="preserve"> </w:t>
-      </w:r>
-      <w:r>
-        <w:t xml:space="preserve">leads (or wait for the nightly recompute).</w:t>
+        <w:t xml:space="preserve">For scoring, NBA, journeys or benefits changes, ask the campaign manager for a lead recompute (or wait for the nightly</w:t>
+      </w:r>
+      <w:r>
+        <w:t xml:space="preserve"> </w:t>
+      </w:r>
+      <w:r>
+        <w:rPr>
+          <w:rStyle w:val="VerbatimChar"/>
+        </w:rPr>
+        <w:t xml:space="preserve">recompute</w:t>
+      </w:r>
+      <w:r>
+        <w:t xml:space="preserve"> </w:t>
+      </w:r>
+      <w:r>
+        <w:t xml:space="preserve">job).</w:t>
       </w:r>
     </w:p>
     <w:p>
@@ -2648,23 +3444,7 @@
         <w:t xml:space="preserve">Rules studio</w:t>
       </w:r>
       <w:r>
-        <w:t xml:space="preserve"> </w:t>
-      </w:r>
-      <w:r>
-        <w:t xml:space="preserve">and filter</w:t>
-      </w:r>
-      <w:r>
-        <w:t xml:space="preserve"> </w:t>
-      </w:r>
-      <w:r>
-        <w:rPr>
-          <w:bCs/>
-          <w:b/>
-        </w:rPr>
-        <w:t xml:space="preserve">Status = pending_approval</w:t>
-      </w:r>
-      <w:r>
-        <w:t xml:space="preserve">.</w:t>
+        <w:t xml:space="preserve">. A banner lists the changes awaiting approval. Select one to open it.</w:t>
       </w:r>
     </w:p>
     <w:bookmarkEnd w:id="35"/>
@@ -2760,7 +3540,7 @@
         <w:t xml:space="preserve"> </w:t>
       </w:r>
       <w:r>
-        <w:t xml:space="preserve">(see the table in section 1).</w:t>
+        <w:t xml:space="preserve">(see the table in section 1). Restricted kinds need a compliance officer.</w:t>
       </w:r>
     </w:p>
     <w:p>
@@ -2986,7 +3766,7 @@
         <w:t xml:space="preserve"> </w:t>
       </w:r>
       <w:r>
-        <w:t xml:space="preserve">(for example "Approved per ticket CHG-1234; simulation reviewed on 5 customers") and select</w:t>
+        <w:t xml:space="preserve">(for example "Approved per ticket CHG-1234; simulation reviewed on 5 customers"), select</w:t>
       </w:r>
       <w:r>
         <w:t xml:space="preserve"> </w:t>
@@ -2999,7 +3779,10 @@
         <w:t xml:space="preserve">Approve</w:t>
       </w:r>
       <w:r>
-        <w:t xml:space="preserve">. The version becomes</w:t>
+        <w:t xml:space="preserve"> </w:t>
+      </w:r>
+      <w:r>
+        <w:t xml:space="preserve">and confirm "Approve and activate?". The version becomes</w:t>
       </w:r>
       <w:r>
         <w:t xml:space="preserve"> </w:t>
@@ -3009,7 +3792,7 @@
           <w:bCs/>
           <w:b/>
         </w:rPr>
-        <w:t xml:space="preserve">Active</w:t>
+        <w:t xml:space="preserve">active</w:t>
       </w:r>
       <w:r>
         <w:t xml:space="preserve"> </w:t>
@@ -3025,10 +3808,10 @@
           <w:bCs/>
           <w:b/>
         </w:rPr>
-        <w:t xml:space="preserve">Retired</w:t>
-      </w:r>
-      <w:r>
-        <w:t xml:space="preserve">.</w:t>
+        <w:t xml:space="preserve">retired</w:t>
+      </w:r>
+      <w:r>
+        <w:t xml:space="preserve">, in a single transaction.</w:t>
       </w:r>
     </w:p>
     <w:p>
@@ -3400,23 +4183,7 @@
         <w:pStyle w:val="Compact"/>
       </w:pPr>
       <w:r>
-        <w:t xml:space="preserve">The campaign manager selects</w:t>
-      </w:r>
-      <w:r>
-        <w:t xml:space="preserve"> </w:t>
-      </w:r>
-      <w:r>
-        <w:rPr>
-          <w:bCs/>
-          <w:b/>
-        </w:rPr>
-        <w:t xml:space="preserve">Recompute</w:t>
-      </w:r>
-      <w:r>
-        <w:t xml:space="preserve"> </w:t>
-      </w:r>
-      <w:r>
-        <w:t xml:space="preserve">so that schedules are rebuilt for affected vehicles.</w:t>
+        <w:t xml:space="preserve">The campaign manager requests a lead recompute so that schedules are rebuilt for affected vehicles.</w:t>
       </w:r>
     </w:p>
     <w:p>
@@ -3467,12 +4234,14 @@
           <w:p>
             <w:pPr>
               <w:pStyle w:val="Compact"/>
+              <w:spacing w:before="20" w:after="20"/>
               <w:jc w:val="left"/>
             </w:pPr>
             <w:r>
               <w:rPr>
                 <w:b/>
                 <w:color w:val="FFFFFF"/>
+                <w:sz w:val="18"/>
               </w:rPr>
               <w:t xml:space="preserve">Need</w:t>
             </w:r>
@@ -3485,12 +4254,14 @@
           <w:p>
             <w:pPr>
               <w:pStyle w:val="Compact"/>
+              <w:spacing w:before="20" w:after="20"/>
               <w:jc w:val="left"/>
             </w:pPr>
             <w:r>
               <w:rPr>
                 <w:b/>
                 <w:color w:val="FFFFFF"/>
+                <w:sz w:val="18"/>
               </w:rPr>
               <w:t xml:space="preserve">Expression</w:t>
             </w:r>
@@ -3503,9 +4274,13 @@
           <w:p>
             <w:pPr>
               <w:pStyle w:val="Compact"/>
-              <w:jc w:val="left"/>
-            </w:pPr>
-            <w:r>
+              <w:spacing w:before="20" w:after="20"/>
+              <w:jc w:val="left"/>
+            </w:pPr>
+            <w:r>
+              <w:rPr>
+                <w:sz w:val="18"/>
+              </w:rPr>
               <w:t xml:space="preserve">Field value</w:t>
             </w:r>
           </w:p>
@@ -3515,11 +4290,13 @@
           <w:p>
             <w:pPr>
               <w:pStyle w:val="Compact"/>
+              <w:spacing w:before="20" w:after="20"/>
               <w:jc w:val="left"/>
             </w:pPr>
             <w:r>
               <w:rPr>
                 <w:rStyle w:val="VerbatimChar"/>
+                <w:sz w:val="18"/>
               </w:rPr>
               <w:t xml:space="preserve">{ "var": "days" }</w:t>
             </w:r>
@@ -3528,13 +4305,19 @@
       </w:tr>
       <w:tr>
         <w:tc>
-          <w:tcPr/>
-          <w:p>
-            <w:pPr>
-              <w:pStyle w:val="Compact"/>
-              <w:jc w:val="left"/>
-            </w:pPr>
-            <w:r>
+          <w:tcPr>
+            <w:noWrap/>
+          </w:tcPr>
+          <w:p>
+            <w:pPr>
+              <w:pStyle w:val="Compact"/>
+              <w:spacing w:before="20" w:after="20"/>
+              <w:jc w:val="left"/>
+            </w:pPr>
+            <w:r>
+              <w:rPr>
+                <w:sz w:val="18"/>
+              </w:rPr>
               <w:t xml:space="preserve">Compare</w:t>
             </w:r>
           </w:p>
@@ -3544,11 +4327,13 @@
           <w:p>
             <w:pPr>
               <w:pStyle w:val="Compact"/>
+              <w:spacing w:before="20" w:after="20"/>
               <w:jc w:val="left"/>
             </w:pPr>
             <w:r>
               <w:rPr>
                 <w:rStyle w:val="VerbatimChar"/>
+                <w:sz w:val="18"/>
               </w:rPr>
               <w:t xml:space="preserve">{ "&lt;=": [{ "var": "days" }, 14] }</w:t>
             </w:r>
@@ -3561,9 +4346,13 @@
           <w:p>
             <w:pPr>
               <w:pStyle w:val="Compact"/>
-              <w:jc w:val="left"/>
-            </w:pPr>
-            <w:r>
+              <w:spacing w:before="20" w:after="20"/>
+              <w:jc w:val="left"/>
+            </w:pPr>
+            <w:r>
+              <w:rPr>
+                <w:sz w:val="18"/>
+              </w:rPr>
               <w:t xml:space="preserve">And / or / not</w:t>
             </w:r>
           </w:p>
@@ -3573,35 +4362,51 @@
           <w:p>
             <w:pPr>
               <w:pStyle w:val="Compact"/>
+              <w:spacing w:before="20" w:after="20"/>
               <w:jc w:val="left"/>
             </w:pPr>
             <w:r>
               <w:rPr>
                 <w:rStyle w:val="VerbatimChar"/>
+                <w:sz w:val="18"/>
               </w:rPr>
               <w:t xml:space="preserve">{ "and": [ … ] }</w:t>
             </w:r>
             <w:r>
+              <w:rPr>
+                <w:sz w:val="18"/>
+              </w:rPr>
               <w:t xml:space="preserve">,</w:t>
             </w:r>
             <w:r>
+              <w:rPr>
+                <w:sz w:val="18"/>
+              </w:rPr>
               <w:t xml:space="preserve"> </w:t>
             </w:r>
             <w:r>
               <w:rPr>
                 <w:rStyle w:val="VerbatimChar"/>
+                <w:sz w:val="18"/>
               </w:rPr>
               <w:t xml:space="preserve">{ "or": [ … ] }</w:t>
             </w:r>
             <w:r>
+              <w:rPr>
+                <w:sz w:val="18"/>
+              </w:rPr>
               <w:t xml:space="preserve">,</w:t>
             </w:r>
             <w:r>
+              <w:rPr>
+                <w:sz w:val="18"/>
+              </w:rPr>
               <w:t xml:space="preserve"> </w:t>
             </w:r>
             <w:r>
               <w:rPr>
                 <w:rStyle w:val="VerbatimChar"/>
+                <w:sz w:val="18"/>
               </w:rPr>
               <w:t xml:space="preserve">{ "!": [ … ] }</w:t>
             </w:r>
@@ -3614,9 +4419,13 @@
           <w:p>
             <w:pPr>
               <w:pStyle w:val="Compact"/>
-              <w:jc w:val="left"/>
-            </w:pPr>
-            <w:r>
+              <w:spacing w:before="20" w:after="20"/>
+              <w:jc w:val="left"/>
+            </w:pPr>
+            <w:r>
+              <w:rPr>
+                <w:sz w:val="18"/>
+              </w:rPr>
               <w:t xml:space="preserve">In list</w:t>
             </w:r>
           </w:p>
@@ -3626,11 +4435,13 @@
           <w:p>
             <w:pPr>
               <w:pStyle w:val="Compact"/>
+              <w:spacing w:before="20" w:after="20"/>
               <w:jc w:val="left"/>
             </w:pPr>
             <w:r>
               <w:rPr>
                 <w:rStyle w:val="VerbatimChar"/>
+                <w:sz w:val="18"/>
               </w:rPr>
               <w:t xml:space="preserve">{ "in": [{ "var": "category" }, ["car_under6", "car_6_11"]] }</w:t>
             </w:r>
@@ -3643,9 +4454,13 @@
           <w:p>
             <w:pPr>
               <w:pStyle w:val="Compact"/>
-              <w:jc w:val="left"/>
-            </w:pPr>
-            <w:r>
+              <w:spacing w:before="20" w:after="20"/>
+              <w:jc w:val="left"/>
+            </w:pPr>
+            <w:r>
+              <w:rPr>
+                <w:sz w:val="18"/>
+              </w:rPr>
               <w:t xml:space="preserve">If / else chain</w:t>
             </w:r>
           </w:p>
@@ -3655,11 +4470,13 @@
           <w:p>
             <w:pPr>
               <w:pStyle w:val="Compact"/>
+              <w:spacing w:before="20" w:after="20"/>
               <w:jc w:val="left"/>
             </w:pPr>
             <w:r>
               <w:rPr>
                 <w:rStyle w:val="VerbatimChar"/>
+                <w:sz w:val="18"/>
               </w:rPr>
               <w:t xml:space="preserve">{ "if": [cond1, value1, cond2, value2, default] }</w:t>
             </w:r>
@@ -3668,13 +4485,19 @@
       </w:tr>
       <w:tr>
         <w:tc>
-          <w:tcPr/>
-          <w:p>
-            <w:pPr>
-              <w:pStyle w:val="Compact"/>
-              <w:jc w:val="left"/>
-            </w:pPr>
-            <w:r>
+          <w:tcPr>
+            <w:noWrap/>
+          </w:tcPr>
+          <w:p>
+            <w:pPr>
+              <w:pStyle w:val="Compact"/>
+              <w:spacing w:before="20" w:after="20"/>
+              <w:jc w:val="left"/>
+            </w:pPr>
+            <w:r>
+              <w:rPr>
+                <w:sz w:val="18"/>
+              </w:rPr>
               <w:t xml:space="preserve">Arithmetic</w:t>
             </w:r>
           </w:p>
@@ -3684,35 +4507,51 @@
           <w:p>
             <w:pPr>
               <w:pStyle w:val="Compact"/>
+              <w:spacing w:before="20" w:after="20"/>
               <w:jc w:val="left"/>
             </w:pPr>
             <w:r>
               <w:rPr>
                 <w:rStyle w:val="VerbatimChar"/>
+                <w:sz w:val="18"/>
               </w:rPr>
               <w:t xml:space="preserve">{ "+": [a, b] }</w:t>
             </w:r>
             <w:r>
+              <w:rPr>
+                <w:sz w:val="18"/>
+              </w:rPr>
               <w:t xml:space="preserve">,</w:t>
             </w:r>
             <w:r>
+              <w:rPr>
+                <w:sz w:val="18"/>
+              </w:rPr>
               <w:t xml:space="preserve"> </w:t>
             </w:r>
             <w:r>
               <w:rPr>
                 <w:rStyle w:val="VerbatimChar"/>
+                <w:sz w:val="18"/>
               </w:rPr>
               <w:t xml:space="preserve">{ "/": [a, b] }</w:t>
             </w:r>
             <w:r>
+              <w:rPr>
+                <w:sz w:val="18"/>
+              </w:rPr>
               <w:t xml:space="preserve">,</w:t>
             </w:r>
             <w:r>
+              <w:rPr>
+                <w:sz w:val="18"/>
+              </w:rPr>
               <w:t xml:space="preserve"> </w:t>
             </w:r>
             <w:r>
               <w:rPr>
                 <w:rStyle w:val="VerbatimChar"/>
+                <w:sz w:val="18"/>
               </w:rPr>
               <w:t xml:space="preserve">{ "*": [a, b] }</w:t>
             </w:r>
@@ -3725,9 +4564,13 @@
           <w:p>
             <w:pPr>
               <w:pStyle w:val="Compact"/>
-              <w:jc w:val="left"/>
-            </w:pPr>
-            <w:r>
+              <w:spacing w:before="20" w:after="20"/>
+              <w:jc w:val="left"/>
+            </w:pPr>
+            <w:r>
+              <w:rPr>
+                <w:sz w:val="18"/>
+              </w:rPr>
               <w:t xml:space="preserve">Clamp to a range</w:t>
             </w:r>
           </w:p>
@@ -3737,11 +4580,13 @@
           <w:p>
             <w:pPr>
               <w:pStyle w:val="Compact"/>
+              <w:spacing w:before="20" w:after="20"/>
               <w:jc w:val="left"/>
             </w:pPr>
             <w:r>
               <w:rPr>
                 <w:rStyle w:val="VerbatimChar"/>
+                <w:sz w:val="18"/>
               </w:rPr>
               <w:t xml:space="preserve">{ "clamp": [expr, 0, 1] }</w:t>
             </w:r>
@@ -3750,13 +4595,19 @@
       </w:tr>
       <w:tr>
         <w:tc>
-          <w:tcPr/>
-          <w:p>
-            <w:pPr>
-              <w:pStyle w:val="Compact"/>
-              <w:jc w:val="left"/>
-            </w:pPr>
-            <w:r>
+          <w:tcPr>
+            <w:noWrap/>
+          </w:tcPr>
+          <w:p>
+            <w:pPr>
+              <w:pStyle w:val="Compact"/>
+              <w:spacing w:before="20" w:after="20"/>
+              <w:jc w:val="left"/>
+            </w:pPr>
+            <w:r>
+              <w:rPr>
+                <w:sz w:val="18"/>
+              </w:rPr>
               <w:t xml:space="preserve">Text</w:t>
             </w:r>
           </w:p>
@@ -3766,11 +4617,13 @@
           <w:p>
             <w:pPr>
               <w:pStyle w:val="Compact"/>
+              <w:spacing w:before="20" w:after="20"/>
               <w:jc w:val="left"/>
             </w:pPr>
             <w:r>
               <w:rPr>
                 <w:rStyle w:val="VerbatimChar"/>
+                <w:sz w:val="18"/>
               </w:rPr>
               <w:t xml:space="preserve">{ "cat": ["expires in ", { "var": "days" }, " days"] }</w:t>
             </w:r>
@@ -3779,13 +4632,19 @@
       </w:tr>
       <w:tr>
         <w:tc>
-          <w:tcPr/>
-          <w:p>
-            <w:pPr>
-              <w:pStyle w:val="Compact"/>
-              <w:jc w:val="left"/>
-            </w:pPr>
-            <w:r>
+          <w:tcPr>
+            <w:noWrap/>
+          </w:tcPr>
+          <w:p>
+            <w:pPr>
+              <w:pStyle w:val="Compact"/>
+              <w:spacing w:before="20" w:after="20"/>
+              <w:jc w:val="left"/>
+            </w:pPr>
+            <w:r>
+              <w:rPr>
+                <w:sz w:val="18"/>
+              </w:rPr>
               <w:t xml:space="preserve">Round</w:t>
             </w:r>
           </w:p>
@@ -3795,11 +4654,13 @@
           <w:p>
             <w:pPr>
               <w:pStyle w:val="Compact"/>
+              <w:spacing w:before="20" w:after="20"/>
               <w:jc w:val="left"/>
             </w:pPr>
             <w:r>
               <w:rPr>
                 <w:rStyle w:val="VerbatimChar"/>
+                <w:sz w:val="18"/>
               </w:rPr>
               <w:t xml:space="preserve">{ "round": [expr] }</w:t>
             </w:r>
@@ -3812,9 +4673,13 @@
           <w:p>
             <w:pPr>
               <w:pStyle w:val="Compact"/>
-              <w:jc w:val="left"/>
-            </w:pPr>
-            <w:r>
+              <w:spacing w:before="20" w:after="20"/>
+              <w:jc w:val="left"/>
+            </w:pPr>
+            <w:r>
+              <w:rPr>
+                <w:sz w:val="18"/>
+              </w:rPr>
               <w:t xml:space="preserve">Min / max</w:t>
             </w:r>
           </w:p>
@@ -3824,23 +4689,32 @@
           <w:p>
             <w:pPr>
               <w:pStyle w:val="Compact"/>
+              <w:spacing w:before="20" w:after="20"/>
               <w:jc w:val="left"/>
             </w:pPr>
             <w:r>
               <w:rPr>
                 <w:rStyle w:val="VerbatimChar"/>
+                <w:sz w:val="18"/>
               </w:rPr>
               <w:t xml:space="preserve">{ "min": [a, b] }</w:t>
             </w:r>
             <w:r>
+              <w:rPr>
+                <w:sz w:val="18"/>
+              </w:rPr>
               <w:t xml:space="preserve">,</w:t>
             </w:r>
             <w:r>
+              <w:rPr>
+                <w:sz w:val="18"/>
+              </w:rPr>
               <w:t xml:space="preserve"> </w:t>
             </w:r>
             <w:r>
               <w:rPr>
                 <w:rStyle w:val="VerbatimChar"/>
+                <w:sz w:val="18"/>
               </w:rPr>
               <w:t xml:space="preserve">{ "max": [a, b] }</w:t>
             </w:r>
@@ -4258,12 +5132,14 @@
           <w:p>
             <w:pPr>
               <w:pStyle w:val="Compact"/>
+              <w:spacing w:before="20" w:after="20"/>
               <w:jc w:val="left"/>
             </w:pPr>
             <w:r>
               <w:rPr>
                 <w:b/>
                 <w:color w:val="FFFFFF"/>
+                <w:sz w:val="18"/>
               </w:rPr>
               <w:t xml:space="preserve">Message</w:t>
             </w:r>
@@ -4276,12 +5152,14 @@
           <w:p>
             <w:pPr>
               <w:pStyle w:val="Compact"/>
+              <w:spacing w:before="20" w:after="20"/>
               <w:jc w:val="left"/>
             </w:pPr>
             <w:r>
               <w:rPr>
                 <w:b/>
                 <w:color w:val="FFFFFF"/>
+                <w:sz w:val="18"/>
               </w:rPr>
               <w:t xml:space="preserve">Meaning</w:t>
             </w:r>
@@ -4294,12 +5172,14 @@
           <w:p>
             <w:pPr>
               <w:pStyle w:val="Compact"/>
+              <w:spacing w:before="20" w:after="20"/>
               <w:jc w:val="left"/>
             </w:pPr>
             <w:r>
               <w:rPr>
                 <w:b/>
                 <w:color w:val="FFFFFF"/>
+                <w:sz w:val="18"/>
               </w:rPr>
               <w:t xml:space="preserve">Fix</w:t>
             </w:r>
@@ -4312,9 +5192,13 @@
           <w:p>
             <w:pPr>
               <w:pStyle w:val="Compact"/>
-              <w:jc w:val="left"/>
-            </w:pPr>
-            <w:r>
+              <w:spacing w:before="20" w:after="20"/>
+              <w:jc w:val="left"/>
+            </w:pPr>
+            <w:r>
+              <w:rPr>
+                <w:sz w:val="18"/>
+              </w:rPr>
               <w:t xml:space="preserve">"Rule set is invalid" + list</w:t>
             </w:r>
           </w:p>
@@ -4324,9 +5208,13 @@
           <w:p>
             <w:pPr>
               <w:pStyle w:val="Compact"/>
-              <w:jc w:val="left"/>
-            </w:pPr>
-            <w:r>
+              <w:spacing w:before="20" w:after="20"/>
+              <w:jc w:val="left"/>
+            </w:pPr>
+            <w:r>
+              <w:rPr>
+                <w:sz w:val="18"/>
+              </w:rPr>
               <w:t xml:space="preserve">Validation errors</w:t>
             </w:r>
           </w:p>
@@ -4336,9 +5224,13 @@
           <w:p>
             <w:pPr>
               <w:pStyle w:val="Compact"/>
-              <w:jc w:val="left"/>
-            </w:pPr>
-            <w:r>
+              <w:spacing w:before="20" w:after="20"/>
+              <w:jc w:val="left"/>
+            </w:pPr>
+            <w:r>
+              <w:rPr>
+                <w:sz w:val="18"/>
+              </w:rPr>
               <w:t xml:space="preserve">Fix each path shown</w:t>
             </w:r>
           </w:p>
@@ -4350,9 +5242,13 @@
           <w:p>
             <w:pPr>
               <w:pStyle w:val="Compact"/>
-              <w:jc w:val="left"/>
-            </w:pPr>
-            <w:r>
+              <w:spacing w:before="20" w:after="20"/>
+              <w:jc w:val="left"/>
+            </w:pPr>
+            <w:r>
+              <w:rPr>
+                <w:sz w:val="18"/>
+              </w:rPr>
               <w:t xml:space="preserve">"Only the author can submit a draft"</w:t>
             </w:r>
           </w:p>
@@ -4362,9 +5258,13 @@
           <w:p>
             <w:pPr>
               <w:pStyle w:val="Compact"/>
-              <w:jc w:val="left"/>
-            </w:pPr>
-            <w:r>
+              <w:spacing w:before="20" w:after="20"/>
+              <w:jc w:val="left"/>
+            </w:pPr>
+            <w:r>
+              <w:rPr>
+                <w:sz w:val="18"/>
+              </w:rPr>
               <w:t xml:space="preserve">You are not the creator</w:t>
             </w:r>
           </w:p>
@@ -4374,9 +5274,13 @@
           <w:p>
             <w:pPr>
               <w:pStyle w:val="Compact"/>
-              <w:jc w:val="left"/>
-            </w:pPr>
-            <w:r>
+              <w:spacing w:before="20" w:after="20"/>
+              <w:jc w:val="left"/>
+            </w:pPr>
+            <w:r>
+              <w:rPr>
+                <w:sz w:val="18"/>
+              </w:rPr>
               <w:t xml:space="preserve">Ask the author</w:t>
             </w:r>
           </w:p>
@@ -4388,9 +5292,13 @@
           <w:p>
             <w:pPr>
               <w:pStyle w:val="Compact"/>
-              <w:jc w:val="left"/>
-            </w:pPr>
-            <w:r>
+              <w:spacing w:before="20" w:after="20"/>
+              <w:jc w:val="left"/>
+            </w:pPr>
+            <w:r>
+              <w:rPr>
+                <w:sz w:val="18"/>
+              </w:rPr>
               <w:t xml:space="preserve">"Only drafts can be submitted (status: …)"</w:t>
             </w:r>
           </w:p>
@@ -4400,9 +5308,13 @@
           <w:p>
             <w:pPr>
               <w:pStyle w:val="Compact"/>
-              <w:jc w:val="left"/>
-            </w:pPr>
-            <w:r>
+              <w:spacing w:before="20" w:after="20"/>
+              <w:jc w:val="left"/>
+            </w:pPr>
+            <w:r>
+              <w:rPr>
+                <w:sz w:val="18"/>
+              </w:rPr>
               <w:t xml:space="preserve">Already submitted, approved or rejected</w:t>
             </w:r>
           </w:p>
@@ -4412,9 +5324,13 @@
           <w:p>
             <w:pPr>
               <w:pStyle w:val="Compact"/>
-              <w:jc w:val="left"/>
-            </w:pPr>
-            <w:r>
+              <w:spacing w:before="20" w:after="20"/>
+              <w:jc w:val="left"/>
+            </w:pPr>
+            <w:r>
+              <w:rPr>
+                <w:sz w:val="18"/>
+              </w:rPr>
               <w:t xml:space="preserve">Create a new draft</w:t>
             </w:r>
           </w:p>
@@ -4426,9 +5342,13 @@
           <w:p>
             <w:pPr>
               <w:pStyle w:val="Compact"/>
-              <w:jc w:val="left"/>
-            </w:pPr>
-            <w:r>
+              <w:spacing w:before="20" w:after="20"/>
+              <w:jc w:val="left"/>
+            </w:pPr>
+            <w:r>
+              <w:rPr>
+                <w:sz w:val="18"/>
+              </w:rPr>
               <w:t xml:space="preserve">"Maker-checker: you cannot approve your own change"</w:t>
             </w:r>
           </w:p>
@@ -4438,9 +5358,13 @@
           <w:p>
             <w:pPr>
               <w:pStyle w:val="Compact"/>
-              <w:jc w:val="left"/>
-            </w:pPr>
-            <w:r>
+              <w:spacing w:before="20" w:after="20"/>
+              <w:jc w:val="left"/>
+            </w:pPr>
+            <w:r>
+              <w:rPr>
+                <w:sz w:val="18"/>
+              </w:rPr>
               <w:t xml:space="preserve">You authored it</w:t>
             </w:r>
           </w:p>
@@ -4450,9 +5374,13 @@
           <w:p>
             <w:pPr>
               <w:pStyle w:val="Compact"/>
-              <w:jc w:val="left"/>
-            </w:pPr>
-            <w:r>
+              <w:spacing w:before="20" w:after="20"/>
+              <w:jc w:val="left"/>
+            </w:pPr>
+            <w:r>
+              <w:rPr>
+                <w:sz w:val="18"/>
+              </w:rPr>
               <w:t xml:space="preserve">Another approver must decide</w:t>
             </w:r>
           </w:p>
@@ -4464,21 +5392,29 @@
           <w:p>
             <w:pPr>
               <w:pStyle w:val="Compact"/>
-              <w:jc w:val="left"/>
-            </w:pPr>
-            <w:r>
-              <w:t xml:space="preserve">"Only pending rule sets can be approved"</w:t>
-            </w:r>
-          </w:p>
-        </w:tc>
-        <w:tc>
-          <w:tcPr/>
-          <w:p>
-            <w:pPr>
-              <w:pStyle w:val="Compact"/>
-              <w:jc w:val="left"/>
-            </w:pPr>
-            <w:r>
+              <w:spacing w:before="20" w:after="20"/>
+              <w:jc w:val="left"/>
+            </w:pPr>
+            <w:r>
+              <w:rPr>
+                <w:sz w:val="18"/>
+              </w:rPr>
+              <w:t xml:space="preserve">"Only pending rule sets can be approved (status: …)"</w:t>
+            </w:r>
+          </w:p>
+        </w:tc>
+        <w:tc>
+          <w:tcPr/>
+          <w:p>
+            <w:pPr>
+              <w:pStyle w:val="Compact"/>
+              <w:spacing w:before="20" w:after="20"/>
+              <w:jc w:val="left"/>
+            </w:pPr>
+            <w:r>
+              <w:rPr>
+                <w:sz w:val="18"/>
+              </w:rPr>
               <w:t xml:space="preserve">Not submitted, or already decided</w:t>
             </w:r>
           </w:p>
@@ -4488,9 +5424,13 @@
           <w:p>
             <w:pPr>
               <w:pStyle w:val="Compact"/>
-              <w:jc w:val="left"/>
-            </w:pPr>
-            <w:r>
+              <w:spacing w:before="20" w:after="20"/>
+              <w:jc w:val="left"/>
+            </w:pPr>
+            <w:r>
+              <w:rPr>
+                <w:sz w:val="18"/>
+              </w:rPr>
               <w:t xml:space="preserve">Refresh. Check the status.</w:t>
             </w:r>
           </w:p>
@@ -4502,34 +5442,58 @@
           <w:p>
             <w:pPr>
               <w:pStyle w:val="Compact"/>
-              <w:jc w:val="left"/>
-            </w:pPr>
-            <w:r>
-              <w:t xml:space="preserve">"Missing permission rules:author"</w:t>
-            </w:r>
-          </w:p>
-        </w:tc>
-        <w:tc>
-          <w:tcPr/>
-          <w:p>
-            <w:pPr>
-              <w:pStyle w:val="Compact"/>
-              <w:jc w:val="left"/>
-            </w:pPr>
-            <w:r>
-              <w:t xml:space="preserve">Approver accounts cannot draft</w:t>
-            </w:r>
-          </w:p>
-        </w:tc>
-        <w:tc>
-          <w:tcPr/>
-          <w:p>
-            <w:pPr>
-              <w:pStyle w:val="Compact"/>
-              <w:jc w:val="left"/>
-            </w:pPr>
-            <w:r>
-              <w:t xml:space="preserve">Ask an author</w:t>
+              <w:spacing w:before="20" w:after="20"/>
+              <w:jc w:val="left"/>
+            </w:pPr>
+            <w:r>
+              <w:rPr>
+                <w:sz w:val="18"/>
+              </w:rPr>
+              <w:t xml:space="preserve">"</w:t>
+            </w:r>
+            <w:r>
+              <w:rPr>
+                <w:sz w:val="18"/>
+              </w:rPr>
+              <w:t xml:space="preserve"> </w:t>
+            </w:r>
+            <w:r>
+              <w:rPr>
+                <w:sz w:val="18"/>
+              </w:rPr>
+              <w:t xml:space="preserve">changes must be approved by: compliance_officer"</w:t>
+            </w:r>
+          </w:p>
+        </w:tc>
+        <w:tc>
+          <w:tcPr/>
+          <w:p>
+            <w:pPr>
+              <w:pStyle w:val="Compact"/>
+              <w:spacing w:before="20" w:after="20"/>
+              <w:jc w:val="left"/>
+            </w:pPr>
+            <w:r>
+              <w:rPr>
+                <w:sz w:val="18"/>
+              </w:rPr>
+              <w:t xml:space="preserve">Restricted kind</w:t>
+            </w:r>
+          </w:p>
+        </w:tc>
+        <w:tc>
+          <w:tcPr/>
+          <w:p>
+            <w:pPr>
+              <w:pStyle w:val="Compact"/>
+              <w:spacing w:before="20" w:after="20"/>
+              <w:jc w:val="left"/>
+            </w:pPr>
+            <w:r>
+              <w:rPr>
+                <w:sz w:val="18"/>
+              </w:rPr>
+              <w:t xml:space="preserve">Ask a compliance officer to approve</w:t>
             </w:r>
           </w:p>
         </w:tc>
@@ -4540,9 +5504,63 @@
           <w:p>
             <w:pPr>
               <w:pStyle w:val="Compact"/>
-              <w:jc w:val="left"/>
-            </w:pPr>
-            <w:r>
+              <w:spacing w:before="20" w:after="20"/>
+              <w:jc w:val="left"/>
+            </w:pPr>
+            <w:r>
+              <w:rPr>
+                <w:sz w:val="18"/>
+              </w:rPr>
+              <w:t xml:space="preserve">"Missing permission rules:author"</w:t>
+            </w:r>
+          </w:p>
+        </w:tc>
+        <w:tc>
+          <w:tcPr/>
+          <w:p>
+            <w:pPr>
+              <w:pStyle w:val="Compact"/>
+              <w:spacing w:before="20" w:after="20"/>
+              <w:jc w:val="left"/>
+            </w:pPr>
+            <w:r>
+              <w:rPr>
+                <w:sz w:val="18"/>
+              </w:rPr>
+              <w:t xml:space="preserve">Approver accounts cannot draft</w:t>
+            </w:r>
+          </w:p>
+        </w:tc>
+        <w:tc>
+          <w:tcPr/>
+          <w:p>
+            <w:pPr>
+              <w:pStyle w:val="Compact"/>
+              <w:spacing w:before="20" w:after="20"/>
+              <w:jc w:val="left"/>
+            </w:pPr>
+            <w:r>
+              <w:rPr>
+                <w:sz w:val="18"/>
+              </w:rPr>
+              <w:t xml:space="preserve">Ask an author</w:t>
+            </w:r>
+          </w:p>
+        </w:tc>
+      </w:tr>
+      <w:tr>
+        <w:tc>
+          <w:tcPr/>
+          <w:p>
+            <w:pPr>
+              <w:pStyle w:val="Compact"/>
+              <w:spacing w:before="20" w:after="20"/>
+              <w:jc w:val="left"/>
+            </w:pPr>
+            <w:r>
+              <w:rPr>
+                <w:sz w:val="18"/>
+              </w:rPr>
               <w:t xml:space="preserve">Change not visible after approval</w:t>
             </w:r>
           </w:p>
@@ -4552,35 +5570,30 @@
           <w:p>
             <w:pPr>
               <w:pStyle w:val="Compact"/>
-              <w:jc w:val="left"/>
-            </w:pPr>
-            <w:r>
-              <w:t xml:space="preserve">Cache refresh (up to 15 s), or leads not recomputed</w:t>
-            </w:r>
-          </w:p>
-        </w:tc>
-        <w:tc>
-          <w:tcPr/>
-          <w:p>
-            <w:pPr>
-              <w:pStyle w:val="Compact"/>
-              <w:jc w:val="left"/>
-            </w:pPr>
-            <w:r>
-              <w:t xml:space="preserve">Wait. Ask for</w:t>
-            </w:r>
-            <w:r>
-              <w:t xml:space="preserve"> </w:t>
-            </w:r>
-            <w:r>
-              <w:rPr>
-                <w:bCs/>
-                <w:b/>
-              </w:rPr>
-              <w:t xml:space="preserve">Recompute</w:t>
-            </w:r>
-            <w:r>
-              <w:t xml:space="preserve">.</w:t>
+              <w:spacing w:before="20" w:after="20"/>
+              <w:jc w:val="left"/>
+            </w:pPr>
+            <w:r>
+              <w:rPr>
+                <w:sz w:val="18"/>
+              </w:rPr>
+              <w:t xml:space="preserve">Cache refresh (up to 15 seconds), or leads not recomputed</w:t>
+            </w:r>
+          </w:p>
+        </w:tc>
+        <w:tc>
+          <w:tcPr/>
+          <w:p>
+            <w:pPr>
+              <w:pStyle w:val="Compact"/>
+              <w:spacing w:before="20" w:after="20"/>
+              <w:jc w:val="left"/>
+            </w:pPr>
+            <w:r>
+              <w:rPr>
+                <w:sz w:val="18"/>
+              </w:rPr>
+              <w:t xml:space="preserve">Wait. Ask for a lead recompute.</w:t>
             </w:r>
           </w:p>
         </w:tc>
@@ -4646,7 +5659,7 @@
     </w:pPr>
     <w:r>
       <w:rPr>
-        <w:rFonts w:ascii="Arial" w:hAnsi="Arial"/>
+        <w:rFonts w:ascii="Calibri" w:hAnsi="Calibri"/>
         <w:sz w:val="16"/>
       </w:rPr>
       <w:t xml:space="preserve">Prepared by iorta TechNXT · Confidential · Page </w:t>
@@ -4691,7 +5704,7 @@
     </w:pPr>
     <w:r>
       <w:rPr>
-        <w:rFonts w:ascii="Arial" w:hAnsi="Arial"/>
+        <w:rFonts w:ascii="Calibri" w:hAnsi="Calibri"/>
         <w:color w:val="213368"/>
         <w:sz w:val="16"/>
       </w:rPr>
@@ -5283,9 +6296,9 @@
     <w:name w:val="Normal"/>
     <w:qFormat/>
     <w:rPr>
-      <w:rFonts w:ascii="Arial" w:cs="Arial" w:eastAsia="Arial" w:hAnsi="Arial"/>
+      <w:rFonts w:ascii="Calibri" w:cs="Calibri" w:eastAsia="Calibri" w:hAnsi="Calibri"/>
       <w:color w:val="121A33"/>
-      <w:sz w:val="21"/>
+      <w:sz w:val="22"/>
     </w:rPr>
   </w:style>
   <w:style w:styleId="BodyText" w:type="paragraph">
@@ -5297,9 +6310,9 @@
     </w:pPr>
     <w:qFormat/>
     <w:rPr>
-      <w:rFonts w:ascii="Arial" w:cs="Arial" w:eastAsia="Arial" w:hAnsi="Arial"/>
+      <w:rFonts w:ascii="Calibri" w:cs="Calibri" w:eastAsia="Calibri" w:hAnsi="Calibri"/>
       <w:color w:val="121A33"/>
-      <w:sz w:val="21"/>
+      <w:sz w:val="22"/>
     </w:rPr>
   </w:style>
   <w:style w:customStyle="1" w:styleId="FirstParagraph" w:type="paragraph">
@@ -5308,9 +6321,9 @@
     <w:next w:val="BodyText"/>
     <w:qFormat/>
     <w:rPr>
-      <w:rFonts w:ascii="Arial" w:cs="Arial" w:eastAsia="Arial" w:hAnsi="Arial"/>
+      <w:rFonts w:ascii="Calibri" w:cs="Calibri" w:eastAsia="Calibri" w:hAnsi="Calibri"/>
       <w:color w:val="121A33"/>
-      <w:sz w:val="21"/>
+      <w:sz w:val="22"/>
     </w:rPr>
   </w:style>
   <w:style w:customStyle="1" w:styleId="Compact" w:type="paragraph">
@@ -5321,9 +6334,9 @@
       <w:spacing w:after="36" w:before="36"/>
     </w:pPr>
     <w:rPr>
-      <w:rFonts w:ascii="Arial" w:cs="Arial" w:eastAsia="Arial" w:hAnsi="Arial"/>
+      <w:rFonts w:ascii="Calibri" w:cs="Calibri" w:eastAsia="Calibri" w:hAnsi="Calibri"/>
       <w:color w:val="121A33"/>
-      <w:sz w:val="21"/>
+      <w:sz w:val="22"/>
     </w:rPr>
   </w:style>
   <w:style w:styleId="Title" w:type="paragraph">
@@ -5338,11 +6351,11 @@
       <w:jc w:val="center"/>
     </w:pPr>
     <w:rPr>
-      <w:rFonts w:ascii="Arial" w:asciiTheme="majorHAnsi" w:cs="Arial" w:cstheme="majorBidi" w:eastAsia="Arial" w:eastAsiaTheme="majorEastAsia" w:hAnsi="Arial" w:hAnsiTheme="majorHAnsi"/>
+      <w:rFonts w:ascii="Calibri" w:asciiTheme="majorHAnsi" w:cs="Calibri" w:cstheme="majorBidi" w:eastAsia="Calibri" w:eastAsiaTheme="majorEastAsia" w:hAnsi="Calibri" w:hAnsiTheme="majorHAnsi"/>
       <w:b/>
       <w:bCs/>
       <w:color w:val="213368"/>
-      <w:sz w:val="48"/>
+      <w:sz w:val="52"/>
       <w:szCs w:val="36"/>
     </w:rPr>
   </w:style>
@@ -5358,7 +6371,7 @@
       <w:jc w:val="center"/>
     </w:pPr>
     <w:rPr>
-      <w:rFonts w:ascii="Arial" w:cs="Arial" w:eastAsia="Arial" w:hAnsi="Arial"/>
+      <w:rFonts w:ascii="Calibri" w:cs="Calibri" w:eastAsia="Calibri" w:hAnsi="Calibri"/>
       <w:b w:val="0"/>
       <w:color w:val="0B6B66"/>
       <w:sz w:val="26"/>
@@ -5627,9 +6640,9 @@
       <w:ind w:firstLine="0" w:left="480" w:right="480"/>
     </w:pPr>
     <w:rPr>
-      <w:rFonts w:ascii="Arial" w:cs="Arial" w:eastAsia="Arial" w:hAnsi="Arial"/>
+      <w:rFonts w:ascii="Calibri" w:cs="Calibri" w:eastAsia="Calibri" w:hAnsi="Calibri"/>
       <w:color w:val="121A33"/>
-      <w:sz w:val="21"/>
+      <w:sz w:val="22"/>
     </w:rPr>
   </w:style>
   <w:style w:styleId="FootnoteText" w:type="paragraph">
@@ -5652,7 +6665,7 @@
     <w:unhideWhenUsed/>
     <w:qFormat/>
     <w:rPr>
-      <w:rFonts w:ascii="Arial" w:cs="Arial" w:eastAsia="Arial" w:hAnsi="Arial"/>
+      <w:rFonts w:ascii="Calibri" w:cs="Calibri" w:eastAsia="Calibri" w:hAnsi="Calibri"/>
       <w:sz w:val="18"/>
     </w:rPr>
     <w:tblPr>
@@ -5748,7 +6761,8 @@
     <w:basedOn w:val="BodyTextChar"/>
     <w:rPr>
       <w:rFonts w:ascii="Consolas" w:cs="Consolas" w:eastAsia="Consolas" w:hAnsi="Consolas"/>
-      <w:sz w:val="17"/>
+      <w:color w:val="2A3A6E"/>
+      <w:sz w:val="18"/>
     </w:rPr>
   </w:style>
   <w:style w:customStyle="1" w:styleId="SectionNumber" w:type="character">
